--- a/Weekly Logs/Matt/Matt Baker - Week 8 Individual Logbook.docx
+++ b/Weekly Logs/Matt/Matt Baker - Week 8 Individual Logbook.docx
@@ -2514,13 +2514,35 @@
       </w:r>
     </w:p>
     <w:p>
-      <w:pPr>
+      <w:r>
+        <w:t>Assigning roles to tasks I commented into the proposal doc, discussing hours, team schedule for today, creating an agenda.</w:t>
+      </w:r>
+    </w:p>
+    <w:p>
+      <w:r>
+        <w:t>Tuesday, September 1</w:t>
+      </w:r>
+      <w:r>
         <w:rPr>
           <w:vertAlign w:val="superscript"/>
         </w:rPr>
-      </w:pPr>
-      <w:r>
-        <w:t>Assigning roles to tasks I commented into the proposal doc, discussing hours, team schedule for today, creating an agenda.</w:t>
+        <w:t>st</w:t>
+      </w:r>
+    </w:p>
+    <w:p>
+      <w:r>
+        <w:t>9:45 – 11:00</w:t>
+      </w:r>
+      <w:r>
+        <w:t xml:space="preserve"> PM</w:t>
+      </w:r>
+      <w:r>
+        <w:t xml:space="preserve"> (1 hr 15 mins)</w:t>
+      </w:r>
+    </w:p>
+    <w:p>
+      <w:r>
+        <w:t>Group meeting with all in attendance, auditing group log hours, assigning remaining proposal work.</w:t>
       </w:r>
     </w:p>
     <w:p>
@@ -2575,19 +2597,13 @@
     </w:p>
     <w:p>
       <w:r>
-        <w:t>Tuesday</w:t>
-      </w:r>
-      <w:r>
-        <w:t xml:space="preserve">, </w:t>
+        <w:t xml:space="preserve">Tuesday, </w:t>
       </w:r>
       <w:r>
         <w:t>September</w:t>
       </w:r>
       <w:r>
-        <w:t xml:space="preserve"> </w:t>
-      </w:r>
-      <w:r>
-        <w:t>1</w:t>
+        <w:t xml:space="preserve"> 1</w:t>
       </w:r>
       <w:r>
         <w:rPr>
@@ -2612,6 +2628,9 @@
       <w:r>
         <w:t>AM</w:t>
       </w:r>
+      <w:r>
+        <w:t xml:space="preserve"> (45 mins)</w:t>
+      </w:r>
     </w:p>
     <w:p>
       <w:r>
@@ -2773,33 +2792,8 @@
         <w:t>, added figure references and description.</w:t>
       </w:r>
     </w:p>
-    <w:p>
-      <w:r>
-        <w:t xml:space="preserve">Tuesday, </w:t>
-      </w:r>
-      <w:r>
-        <w:t>September</w:t>
-      </w:r>
-      <w:r>
-        <w:t xml:space="preserve"> 1</w:t>
-      </w:r>
-      <w:r>
-        <w:rPr>
-          <w:vertAlign w:val="superscript"/>
-        </w:rPr>
-        <w:t>st</w:t>
-      </w:r>
-    </w:p>
-    <w:p>
-      <w:r>
-        <w:t xml:space="preserve">9:45 – </w:t>
-      </w:r>
-    </w:p>
-    <w:p>
-      <w:r>
-        <w:t>Touching up proposal</w:t>
-      </w:r>
-    </w:p>
+    <w:p/>
+    <w:p/>
     <w:p>
       <w:r>
         <w:rPr>
@@ -2845,15 +2839,12 @@
     </w:p>
     <w:p>
       <w:pPr>
-        <w:pStyle w:val="Heading2"/>
-      </w:pPr>
-      <w:r>
-        <w:t>Testing</w:t>
-      </w:r>
-    </w:p>
-    <w:p>
-      <w:r>
-        <w:t>Monday, August 31</w:t>
+        <w:rPr>
+          <w:vertAlign w:val="superscript"/>
+        </w:rPr>
+      </w:pPr>
+      <w:r>
+        <w:t>Tuesday, September 1</w:t>
       </w:r>
       <w:r>
         <w:rPr>
@@ -2864,6 +2855,138 @@
     </w:p>
     <w:p>
       <w:r>
+        <w:t>11:00</w:t>
+      </w:r>
+      <w:r>
+        <w:t xml:space="preserve"> </w:t>
+      </w:r>
+      <w:r>
+        <w:t>– 11:45 PM</w:t>
+      </w:r>
+      <w:r>
+        <w:t xml:space="preserve"> (45 mins)</w:t>
+      </w:r>
+    </w:p>
+    <w:p>
+      <w:r>
+        <w:t>Touching up proposal</w:t>
+      </w:r>
+      <w:r>
+        <w:t>, improving diagram, shifting sections, final formatting.</w:t>
+      </w:r>
+    </w:p>
+    <w:p>
+      <w:r>
+        <w:t>1:45-2:00PM</w:t>
+      </w:r>
+      <w:r>
+        <w:t xml:space="preserve"> (15 mins)</w:t>
+      </w:r>
+    </w:p>
+    <w:p>
+      <w:r>
+        <w:t xml:space="preserve">More </w:t>
+      </w:r>
+      <w:r>
+        <w:t>spell</w:t>
+      </w:r>
+      <w:r>
+        <w:t>ing</w:t>
+      </w:r>
+      <w:r>
+        <w:t xml:space="preserve">, grammar checking, </w:t>
+      </w:r>
+      <w:r>
+        <w:t>editing of the proposal</w:t>
+      </w:r>
+    </w:p>
+    <w:p>
+      <w:r>
+        <w:t xml:space="preserve">5:30PM – </w:t>
+      </w:r>
+      <w:r>
+        <w:t>9</w:t>
+      </w:r>
+      <w:r>
+        <w:t>:00PM</w:t>
+      </w:r>
+      <w:r>
+        <w:t xml:space="preserve"> (3hrs 30 mins)</w:t>
+      </w:r>
+    </w:p>
+    <w:p>
+      <w:r>
+        <w:t>More work on proposal, replacing personal pronouns, correcting erroneous citations</w:t>
+      </w:r>
+      <w:r>
+        <w:t>, removing ALL concatenations</w:t>
+      </w:r>
+      <w:r>
+        <w:t>. General fixes, rewording all throughout</w:t>
+      </w:r>
+      <w:r>
+        <w:t>. I read the entire thing front to back</w:t>
+      </w:r>
+      <w:r>
+        <w:t>,</w:t>
+      </w:r>
+      <w:r>
+        <w:t xml:space="preserve"> word for word</w:t>
+      </w:r>
+      <w:r>
+        <w:t>.</w:t>
+      </w:r>
+    </w:p>
+    <w:p>
+      <w:pPr>
+        <w:rPr>
+          <w:vertAlign w:val="superscript"/>
+        </w:rPr>
+      </w:pPr>
+      <w:r>
+        <w:t>Wednesday</w:t>
+      </w:r>
+      <w:r>
+        <w:t xml:space="preserve">, September </w:t>
+      </w:r>
+      <w:r>
+        <w:t>2nd</w:t>
+      </w:r>
+    </w:p>
+    <w:p>
+      <w:r>
+        <w:t xml:space="preserve">12:30 – </w:t>
+      </w:r>
+      <w:r>
+        <w:t>2:15 (1hr 45 mins)</w:t>
+      </w:r>
+    </w:p>
+    <w:p>
+      <w:r>
+        <w:t>Reading over proposal again, made tiny changes in the document and to meeting minutes example.</w:t>
+      </w:r>
+    </w:p>
+    <w:p>
+      <w:pPr>
+        <w:pStyle w:val="Heading2"/>
+      </w:pPr>
+      <w:r>
+        <w:t>Testing</w:t>
+      </w:r>
+    </w:p>
+    <w:p>
+      <w:r>
+        <w:t>Monday, August 31</w:t>
+      </w:r>
+      <w:r>
+        <w:rPr>
+          <w:vertAlign w:val="superscript"/>
+        </w:rPr>
+        <w:t>st</w:t>
+      </w:r>
+    </w:p>
+    <w:p>
+      <w:r>
         <w:t>5:00PM-</w:t>
       </w:r>
       <w:r>
@@ -2878,16 +3001,35 @@
     </w:p>
     <w:p>
       <w:r>
-        <w:t xml:space="preserve">Experimenting with feeding different file types into Ollama based models, with the intention of simulating the processing of </w:t>
+        <w:t xml:space="preserve">Experimenting with feeding different file types into </w:t>
+      </w:r>
+      <w:proofErr w:type="spellStart"/>
+      <w:r>
+        <w:t>Ollama</w:t>
+      </w:r>
+      <w:proofErr w:type="spellEnd"/>
+      <w:r>
+        <w:t xml:space="preserve"> based models, with the intention of simulating the processing of </w:t>
+      </w:r>
+      <w:r>
+        <w:t xml:space="preserve">the output produced by </w:t>
       </w:r>
       <w:r>
         <w:t>F</w:t>
       </w:r>
       <w:r>
-        <w:t>oremost’s output</w:t>
-      </w:r>
-      <w:r>
-        <w:t>. Part of this time was figuring out that E01 files need to be converted to .dd or .raw files before being processed by Foremost. To do this you use “libewf”. An E01 image is an Expert Witness Format (EWF).</w:t>
+        <w:t>oremost</w:t>
+      </w:r>
+      <w:r>
+        <w:t>. Part of this time was figuring out that E01 files need to be converted to .dd or .raw files before being processed by Foremost. To do this you use “</w:t>
+      </w:r>
+      <w:proofErr w:type="spellStart"/>
+      <w:r>
+        <w:t>libewf</w:t>
+      </w:r>
+      <w:proofErr w:type="spellEnd"/>
+      <w:r>
+        <w:t>”. An E01 image is an Expert Witness Format (EWF).</w:t>
       </w:r>
       <w:r>
         <w:t xml:space="preserve"> I ended up experimenting and conducting deep forensic analysis on a particular image.</w:t>
@@ -2901,12 +3043,25 @@
       </w:pPr>
     </w:p>
     <w:p>
-      <w:r>
+      <w:pPr>
+        <w:ind w:left="0" w:firstLine="0"/>
+      </w:pPr>
+    </w:p>
+    <w:p>
+      <w:pPr>
+        <w:ind w:left="0" w:firstLine="0"/>
+      </w:pPr>
+    </w:p>
+    <w:p>
+      <w:r>
+        <w:lastRenderedPageBreak/>
         <w:t xml:space="preserve">Installing </w:t>
       </w:r>
+      <w:proofErr w:type="spellStart"/>
       <w:r>
         <w:t>libewf</w:t>
       </w:r>
+      <w:proofErr w:type="spellEnd"/>
     </w:p>
     <w:p>
       <w:r>
@@ -2952,7 +3107,23 @@
     </w:p>
     <w:p>
       <w:r>
-        <w:t xml:space="preserve">Using Libewf command (1) to convert the E01 to a raw “foremostable” file (2). </w:t>
+        <w:t xml:space="preserve">Using </w:t>
+      </w:r>
+      <w:proofErr w:type="spellStart"/>
+      <w:r>
+        <w:t>Libewf</w:t>
+      </w:r>
+      <w:proofErr w:type="spellEnd"/>
+      <w:r>
+        <w:t xml:space="preserve"> command (1) to convert the E01 to a raw “</w:t>
+      </w:r>
+      <w:proofErr w:type="spellStart"/>
+      <w:r>
+        <w:t>foremostable</w:t>
+      </w:r>
+      <w:proofErr w:type="spellEnd"/>
+      <w:r>
+        <w:t xml:space="preserve">” file (2). </w:t>
       </w:r>
       <w:r>
         <w:t>Using foremost to file carve this forensic disk image (3), retrieving the output (4) which includes jpg files that I will have the AI examine (4,5).</w:t>
@@ -2963,7 +3134,6 @@
         <w:rPr>
           <w:noProof/>
         </w:rPr>
-        <w:lastRenderedPageBreak/>
         <w:drawing>
           <wp:inline distT="0" distB="0" distL="0" distR="0" wp14:anchorId="407BB926" wp14:editId="12FCB439">
             <wp:extent cx="3752490" cy="4379222"/>
@@ -3010,14 +3180,40 @@
       </w:pPr>
     </w:p>
     <w:p>
-      <w:r>
-        <w:t>The AI is able to tell the manufacturer/model of computer present in the image(4), the potentially forensically relevant data within the image such as time</w:t>
+      <w:pPr>
+        <w:ind w:left="0" w:firstLine="0"/>
+      </w:pPr>
+    </w:p>
+    <w:p>
+      <w:r>
+        <w:t xml:space="preserve">The AI </w:t>
+      </w:r>
+      <w:proofErr w:type="gramStart"/>
+      <w:r>
+        <w:t>is able to</w:t>
+      </w:r>
+      <w:proofErr w:type="gramEnd"/>
+      <w:r>
+        <w:t xml:space="preserve"> tell the manufacturer/model of computer present in the </w:t>
+      </w:r>
+      <w:proofErr w:type="gramStart"/>
+      <w:r>
+        <w:t>image(</w:t>
+      </w:r>
+      <w:proofErr w:type="gramEnd"/>
+      <w:r>
+        <w:t>4), the potentially forensically relevant data within the image such as time</w:t>
       </w:r>
       <w:r>
         <w:t xml:space="preserve">, and </w:t>
       </w:r>
-      <w:r>
-        <w:t>date(2,3), and location (1). In a sea of images, this could potentially signal an incredibly useful tool to quickly summarize, consolidate, and cross reference other case-relevant data.</w:t>
+      <w:proofErr w:type="gramStart"/>
+      <w:r>
+        <w:t>date(</w:t>
+      </w:r>
+      <w:proofErr w:type="gramEnd"/>
+      <w:r>
+        <w:t>2,3), and location (1). In a sea of images, this could potentially signal an incredibly useful tool to quickly summarize, consolidate, and cross reference other case-relevant data.</w:t>
       </w:r>
     </w:p>
     <w:p>
@@ -3064,7 +3260,6 @@
     </w:p>
     <w:p>
       <w:r>
-        <w:lastRenderedPageBreak/>
         <w:t>I sent the original jpg back to my Windows PC via SFTP, there is still some information it didn’t pick up on that I was able to identify, the directories and usernames for example. It was good that it did not present the name of the disk with the actual date the photo was taken.</w:t>
       </w:r>
     </w:p>
@@ -3124,8 +3319,13 @@
       </w:r>
     </w:p>
     <w:p>
-      <w:r>
-        <w:t xml:space="preserve">Exiftool reveals different times and dates than presented </w:t>
+      <w:proofErr w:type="spellStart"/>
+      <w:r>
+        <w:t>Exiftool</w:t>
+      </w:r>
+      <w:proofErr w:type="spellEnd"/>
+      <w:r>
+        <w:t xml:space="preserve"> reveals different times and dates than presented </w:t>
       </w:r>
     </w:p>
     <w:p>
@@ -3173,7 +3373,15 @@
     <w:p/>
     <w:p>
       <w:r>
-        <w:t>This timestamp for an ls-l command in the command line, was not picked up by the AI, but appears to show a more accurate date (23</w:t>
+        <w:t xml:space="preserve">This timestamp for </w:t>
+      </w:r>
+      <w:proofErr w:type="gramStart"/>
+      <w:r>
+        <w:t>an</w:t>
+      </w:r>
+      <w:proofErr w:type="gramEnd"/>
+      <w:r>
+        <w:t xml:space="preserve"> ls-l command in the command line, was not picked up by the AI, but appears to show a more accurate date (23</w:t>
       </w:r>
       <w:r>
         <w:rPr>
@@ -3232,6 +3440,799 @@
     </w:p>
     <w:p>
       <w:pPr>
+        <w:rPr>
+          <w:vertAlign w:val="superscript"/>
+        </w:rPr>
+      </w:pPr>
+      <w:r>
+        <w:t>Tuesday, September 1</w:t>
+      </w:r>
+      <w:r>
+        <w:rPr>
+          <w:vertAlign w:val="superscript"/>
+        </w:rPr>
+        <w:t>st</w:t>
+      </w:r>
+    </w:p>
+    <w:p>
+      <w:r>
+        <w:t xml:space="preserve">12:30PM – </w:t>
+      </w:r>
+      <w:r>
+        <w:t>1</w:t>
+      </w:r>
+      <w:r>
+        <w:t>:</w:t>
+      </w:r>
+      <w:r>
+        <w:t>45</w:t>
+      </w:r>
+      <w:r>
+        <w:t>PM</w:t>
+      </w:r>
+      <w:r>
+        <w:t xml:space="preserve"> (</w:t>
+      </w:r>
+      <w:r>
+        <w:t>1hr 15)</w:t>
+      </w:r>
+    </w:p>
+    <w:p>
+      <w:r>
+        <w:t xml:space="preserve">Added PDFs and attempting to find a way for </w:t>
+      </w:r>
+      <w:proofErr w:type="spellStart"/>
+      <w:r>
+        <w:t>Ollama</w:t>
+      </w:r>
+      <w:proofErr w:type="spellEnd"/>
+      <w:r>
+        <w:t xml:space="preserve"> based models to read them.</w:t>
+      </w:r>
+    </w:p>
+    <w:p/>
+    <w:p>
+      <w:r>
+        <w:t xml:space="preserve">One way is to use </w:t>
+      </w:r>
+      <w:proofErr w:type="spellStart"/>
+      <w:r>
+        <w:t>pdftotext</w:t>
+      </w:r>
+      <w:proofErr w:type="spellEnd"/>
+      <w:r>
+        <w:t xml:space="preserve"> to convert the pdf and then pass in the pdf as a text file</w:t>
+      </w:r>
+    </w:p>
+    <w:p>
+      <w:r>
+        <w:rPr>
+          <w:noProof/>
+        </w:rPr>
+        <w:drawing>
+          <wp:inline distT="0" distB="0" distL="0" distR="0" wp14:anchorId="5059ECAD" wp14:editId="372ADDD5">
+            <wp:extent cx="5729605" cy="443865"/>
+            <wp:effectExtent l="0" t="0" r="4445" b="0"/>
+            <wp:docPr id="1219528911" name="Picture 1"/>
+            <wp:cNvGraphicFramePr>
+              <a:graphicFrameLocks xmlns:a="http://schemas.openxmlformats.org/drawingml/2006/main" noChangeAspect="1"/>
+            </wp:cNvGraphicFramePr>
+            <a:graphic xmlns:a="http://schemas.openxmlformats.org/drawingml/2006/main">
+              <a:graphicData uri="http://schemas.openxmlformats.org/drawingml/2006/picture">
+                <pic:pic xmlns:pic="http://schemas.openxmlformats.org/drawingml/2006/picture">
+                  <pic:nvPicPr>
+                    <pic:cNvPr id="1219528911" name=""/>
+                    <pic:cNvPicPr/>
+                  </pic:nvPicPr>
+                  <pic:blipFill>
+                    <a:blip r:embed="rId16"/>
+                    <a:stretch>
+                      <a:fillRect/>
+                    </a:stretch>
+                  </pic:blipFill>
+                  <pic:spPr>
+                    <a:xfrm>
+                      <a:off x="0" y="0"/>
+                      <a:ext cx="5729605" cy="443865"/>
+                    </a:xfrm>
+                    <a:prstGeom prst="rect">
+                      <a:avLst/>
+                    </a:prstGeom>
+                  </pic:spPr>
+                </pic:pic>
+              </a:graphicData>
+            </a:graphic>
+          </wp:inline>
+        </w:drawing>
+      </w:r>
+      <w:r>
+        <w:t xml:space="preserve"> </w:t>
+      </w:r>
+    </w:p>
+    <w:p>
+      <w:r>
+        <w:t>I tested .</w:t>
+      </w:r>
+      <w:proofErr w:type="spellStart"/>
+      <w:r>
+        <w:t>png</w:t>
+      </w:r>
+      <w:proofErr w:type="spellEnd"/>
+      <w:r>
+        <w:t xml:space="preserve"> file types too</w:t>
+      </w:r>
+    </w:p>
+    <w:p>
+      <w:r>
+        <w:t xml:space="preserve"> </w:t>
+      </w:r>
+      <w:r>
+        <w:rPr>
+          <w:noProof/>
+        </w:rPr>
+        <w:drawing>
+          <wp:inline distT="0" distB="0" distL="0" distR="0" wp14:anchorId="6D4167FD" wp14:editId="02ACAAA7">
+            <wp:extent cx="4906510" cy="1837426"/>
+            <wp:effectExtent l="0" t="0" r="8890" b="0"/>
+            <wp:docPr id="535417150" name="Picture 1"/>
+            <wp:cNvGraphicFramePr>
+              <a:graphicFrameLocks xmlns:a="http://schemas.openxmlformats.org/drawingml/2006/main" noChangeAspect="1"/>
+            </wp:cNvGraphicFramePr>
+            <a:graphic xmlns:a="http://schemas.openxmlformats.org/drawingml/2006/main">
+              <a:graphicData uri="http://schemas.openxmlformats.org/drawingml/2006/picture">
+                <pic:pic xmlns:pic="http://schemas.openxmlformats.org/drawingml/2006/picture">
+                  <pic:nvPicPr>
+                    <pic:cNvPr id="535417150" name=""/>
+                    <pic:cNvPicPr/>
+                  </pic:nvPicPr>
+                  <pic:blipFill>
+                    <a:blip r:embed="rId17"/>
+                    <a:stretch>
+                      <a:fillRect/>
+                    </a:stretch>
+                  </pic:blipFill>
+                  <pic:spPr>
+                    <a:xfrm>
+                      <a:off x="0" y="0"/>
+                      <a:ext cx="4943600" cy="1851316"/>
+                    </a:xfrm>
+                    <a:prstGeom prst="rect">
+                      <a:avLst/>
+                    </a:prstGeom>
+                  </pic:spPr>
+                </pic:pic>
+              </a:graphicData>
+            </a:graphic>
+          </wp:inline>
+        </w:drawing>
+      </w:r>
+    </w:p>
+    <w:p>
+      <w:r>
+        <w:t>2:15 – 3:</w:t>
+      </w:r>
+      <w:r>
+        <w:t>45</w:t>
+      </w:r>
+      <w:proofErr w:type="gramStart"/>
+      <w:r>
+        <w:t>PM</w:t>
+      </w:r>
+      <w:r>
+        <w:t xml:space="preserve"> </w:t>
+      </w:r>
+      <w:r>
+        <w:t xml:space="preserve"> +</w:t>
+      </w:r>
+      <w:proofErr w:type="gramEnd"/>
+      <w:r>
+        <w:t xml:space="preserve"> 4:45-5PM (1hr 45 mins)</w:t>
+      </w:r>
+    </w:p>
+    <w:p>
+      <w:r>
+        <w:t>Creat</w:t>
+      </w:r>
+      <w:r>
+        <w:t>ed</w:t>
+      </w:r>
+      <w:r>
+        <w:t xml:space="preserve"> a “Snellen chart” for AI to objectively compare how much detail different models can extract from images containing evidence.</w:t>
+      </w:r>
+      <w:r>
+        <w:t xml:space="preserve"> I created it with commonly mistaken words, however, there are many more variables that determine the legibility of a text. </w:t>
+      </w:r>
+      <w:proofErr w:type="gramStart"/>
+      <w:r>
+        <w:t>So</w:t>
+      </w:r>
+      <w:proofErr w:type="gramEnd"/>
+      <w:r>
+        <w:t xml:space="preserve"> this test is testing for size.</w:t>
+      </w:r>
+      <w:r>
+        <w:t xml:space="preserve"> The chart is in a 1080 x 1920 format.</w:t>
+      </w:r>
+    </w:p>
+    <w:p>
+      <w:r>
+        <w:rPr>
+          <w:noProof/>
+        </w:rPr>
+        <w:lastRenderedPageBreak/>
+        <w:drawing>
+          <wp:inline distT="0" distB="0" distL="0" distR="0" wp14:anchorId="7CF84914" wp14:editId="04CC6EE7">
+            <wp:extent cx="5729605" cy="3946525"/>
+            <wp:effectExtent l="0" t="0" r="4445" b="0"/>
+            <wp:docPr id="842523861" name="Picture 1"/>
+            <wp:cNvGraphicFramePr>
+              <a:graphicFrameLocks xmlns:a="http://schemas.openxmlformats.org/drawingml/2006/main" noChangeAspect="1"/>
+            </wp:cNvGraphicFramePr>
+            <a:graphic xmlns:a="http://schemas.openxmlformats.org/drawingml/2006/main">
+              <a:graphicData uri="http://schemas.openxmlformats.org/drawingml/2006/picture">
+                <pic:pic xmlns:pic="http://schemas.openxmlformats.org/drawingml/2006/picture">
+                  <pic:nvPicPr>
+                    <pic:cNvPr id="842523861" name=""/>
+                    <pic:cNvPicPr/>
+                  </pic:nvPicPr>
+                  <pic:blipFill>
+                    <a:blip r:embed="rId18"/>
+                    <a:stretch>
+                      <a:fillRect/>
+                    </a:stretch>
+                  </pic:blipFill>
+                  <pic:spPr>
+                    <a:xfrm>
+                      <a:off x="0" y="0"/>
+                      <a:ext cx="5729605" cy="3946525"/>
+                    </a:xfrm>
+                    <a:prstGeom prst="rect">
+                      <a:avLst/>
+                    </a:prstGeom>
+                  </pic:spPr>
+                </pic:pic>
+              </a:graphicData>
+            </a:graphic>
+          </wp:inline>
+        </w:drawing>
+      </w:r>
+    </w:p>
+    <w:p/>
+    <w:p/>
+    <w:p>
+      <w:r>
+        <w:t>Gemma4:26b</w:t>
+      </w:r>
+    </w:p>
+    <w:p>
+      <w:r>
+        <w:t xml:space="preserve">All correct but </w:t>
+      </w:r>
+      <w:r>
+        <w:t xml:space="preserve">10pt - </w:t>
+      </w:r>
+      <w:r>
+        <w:t xml:space="preserve">“Envelop Envelope” </w:t>
+      </w:r>
+      <w:r>
+        <w:t xml:space="preserve">8pt - </w:t>
+      </w:r>
+      <w:r>
+        <w:t xml:space="preserve">“Formally Formerly” and </w:t>
+      </w:r>
+      <w:r>
+        <w:t xml:space="preserve">6pt - </w:t>
+      </w:r>
+      <w:r>
+        <w:t>“Median Medium”</w:t>
+      </w:r>
+    </w:p>
+    <w:p>
+      <w:r>
+        <w:rPr>
+          <w:noProof/>
+        </w:rPr>
+        <w:drawing>
+          <wp:inline distT="0" distB="0" distL="0" distR="0" wp14:anchorId="4EC945ED" wp14:editId="65DAE44E">
+            <wp:extent cx="5152030" cy="1927658"/>
+            <wp:effectExtent l="0" t="0" r="0" b="0"/>
+            <wp:docPr id="2064677093" name="Picture 1"/>
+            <wp:cNvGraphicFramePr>
+              <a:graphicFrameLocks xmlns:a="http://schemas.openxmlformats.org/drawingml/2006/main" noChangeAspect="1"/>
+            </wp:cNvGraphicFramePr>
+            <a:graphic xmlns:a="http://schemas.openxmlformats.org/drawingml/2006/main">
+              <a:graphicData uri="http://schemas.openxmlformats.org/drawingml/2006/picture">
+                <pic:pic xmlns:pic="http://schemas.openxmlformats.org/drawingml/2006/picture">
+                  <pic:nvPicPr>
+                    <pic:cNvPr id="2064677093" name=""/>
+                    <pic:cNvPicPr/>
+                  </pic:nvPicPr>
+                  <pic:blipFill>
+                    <a:blip r:embed="rId19"/>
+                    <a:stretch>
+                      <a:fillRect/>
+                    </a:stretch>
+                  </pic:blipFill>
+                  <pic:spPr>
+                    <a:xfrm>
+                      <a:off x="0" y="0"/>
+                      <a:ext cx="5157435" cy="1929680"/>
+                    </a:xfrm>
+                    <a:prstGeom prst="rect">
+                      <a:avLst/>
+                    </a:prstGeom>
+                  </pic:spPr>
+                </pic:pic>
+              </a:graphicData>
+            </a:graphic>
+          </wp:inline>
+        </w:drawing>
+      </w:r>
+    </w:p>
+    <w:p>
+      <w:pPr>
+        <w:ind w:left="0" w:firstLine="0"/>
+      </w:pPr>
+      <w:r>
+        <w:t>Nemotron3:33b</w:t>
+      </w:r>
+    </w:p>
+    <w:p>
+      <w:pPr>
+        <w:ind w:left="0" w:firstLine="0"/>
+      </w:pPr>
+      <w:r>
+        <w:t>As is typical for this model, it overthinks and hallucinates</w:t>
+      </w:r>
+      <w:r>
+        <w:t>, and has no idea</w:t>
+      </w:r>
+    </w:p>
+    <w:p>
+      <w:pPr>
+        <w:ind w:left="0" w:firstLine="0"/>
+      </w:pPr>
+      <w:r>
+        <w:rPr>
+          <w:noProof/>
+        </w:rPr>
+        <w:lastRenderedPageBreak/>
+        <w:drawing>
+          <wp:inline distT="0" distB="0" distL="0" distR="0" wp14:anchorId="1D6662BE" wp14:editId="014C4E91">
+            <wp:extent cx="2681785" cy="1721146"/>
+            <wp:effectExtent l="0" t="0" r="4445" b="0"/>
+            <wp:docPr id="1954918900" name="Picture 1"/>
+            <wp:cNvGraphicFramePr>
+              <a:graphicFrameLocks xmlns:a="http://schemas.openxmlformats.org/drawingml/2006/main" noChangeAspect="1"/>
+            </wp:cNvGraphicFramePr>
+            <a:graphic xmlns:a="http://schemas.openxmlformats.org/drawingml/2006/main">
+              <a:graphicData uri="http://schemas.openxmlformats.org/drawingml/2006/picture">
+                <pic:pic xmlns:pic="http://schemas.openxmlformats.org/drawingml/2006/picture">
+                  <pic:nvPicPr>
+                    <pic:cNvPr id="1954918900" name=""/>
+                    <pic:cNvPicPr/>
+                  </pic:nvPicPr>
+                  <pic:blipFill>
+                    <a:blip r:embed="rId20"/>
+                    <a:stretch>
+                      <a:fillRect/>
+                    </a:stretch>
+                  </pic:blipFill>
+                  <pic:spPr>
+                    <a:xfrm>
+                      <a:off x="0" y="0"/>
+                      <a:ext cx="2684634" cy="1722974"/>
+                    </a:xfrm>
+                    <a:prstGeom prst="rect">
+                      <a:avLst/>
+                    </a:prstGeom>
+                  </pic:spPr>
+                </pic:pic>
+              </a:graphicData>
+            </a:graphic>
+          </wp:inline>
+        </w:drawing>
+      </w:r>
+    </w:p>
+    <w:p>
+      <w:pPr>
+        <w:ind w:left="0" w:firstLine="0"/>
+      </w:pPr>
+      <w:r>
+        <w:t>Mistral-medium-3.5</w:t>
+      </w:r>
+    </w:p>
+    <w:p>
+      <w:pPr>
+        <w:ind w:left="0" w:firstLine="0"/>
+      </w:pPr>
+      <w:r>
+        <w:t>This model spent ~30 seconds producing each WORD, when it failed to get statue statute I cancelled its process.</w:t>
+      </w:r>
+    </w:p>
+    <w:p>
+      <w:pPr>
+        <w:ind w:left="0" w:firstLine="0"/>
+      </w:pPr>
+      <w:r>
+        <w:rPr>
+          <w:noProof/>
+        </w:rPr>
+        <w:drawing>
+          <wp:inline distT="0" distB="0" distL="0" distR="0" wp14:anchorId="6333F593" wp14:editId="5B8493F9">
+            <wp:extent cx="5593629" cy="2729552"/>
+            <wp:effectExtent l="0" t="0" r="7620" b="0"/>
+            <wp:docPr id="527834793" name="Picture 1"/>
+            <wp:cNvGraphicFramePr>
+              <a:graphicFrameLocks xmlns:a="http://schemas.openxmlformats.org/drawingml/2006/main" noChangeAspect="1"/>
+            </wp:cNvGraphicFramePr>
+            <a:graphic xmlns:a="http://schemas.openxmlformats.org/drawingml/2006/main">
+              <a:graphicData uri="http://schemas.openxmlformats.org/drawingml/2006/picture">
+                <pic:pic xmlns:pic="http://schemas.openxmlformats.org/drawingml/2006/picture">
+                  <pic:nvPicPr>
+                    <pic:cNvPr id="527834793" name=""/>
+                    <pic:cNvPicPr/>
+                  </pic:nvPicPr>
+                  <pic:blipFill>
+                    <a:blip r:embed="rId21"/>
+                    <a:stretch>
+                      <a:fillRect/>
+                    </a:stretch>
+                  </pic:blipFill>
+                  <pic:spPr>
+                    <a:xfrm>
+                      <a:off x="0" y="0"/>
+                      <a:ext cx="5596759" cy="2731079"/>
+                    </a:xfrm>
+                    <a:prstGeom prst="rect">
+                      <a:avLst/>
+                    </a:prstGeom>
+                  </pic:spPr>
+                </pic:pic>
+              </a:graphicData>
+            </a:graphic>
+          </wp:inline>
+        </w:drawing>
+      </w:r>
+    </w:p>
+    <w:p>
+      <w:r>
+        <w:t xml:space="preserve">I </w:t>
+      </w:r>
+      <w:r>
+        <w:t>Also tested</w:t>
+      </w:r>
+      <w:r>
+        <w:t xml:space="preserve"> with Dave</w:t>
+      </w:r>
+      <w:r>
+        <w:t xml:space="preserve"> if we can have 2 WinSCP</w:t>
+      </w:r>
+      <w:r>
+        <w:t xml:space="preserve"> or SSH</w:t>
+      </w:r>
+      <w:r>
+        <w:t xml:space="preserve"> connections at once</w:t>
+      </w:r>
+      <w:r>
+        <w:t xml:space="preserve"> which worked</w:t>
+      </w:r>
+    </w:p>
+    <w:p>
+      <w:pPr>
+        <w:rPr>
+          <w:vertAlign w:val="superscript"/>
+        </w:rPr>
+      </w:pPr>
+      <w:r>
+        <w:t>Wednesday, September 2</w:t>
+      </w:r>
+      <w:r>
+        <w:rPr>
+          <w:vertAlign w:val="superscript"/>
+        </w:rPr>
+        <w:t>nd</w:t>
+      </w:r>
+    </w:p>
+    <w:p>
+      <w:r>
+        <w:t>5:30</w:t>
+      </w:r>
+      <w:r>
+        <w:t>-</w:t>
+      </w:r>
+      <w:r>
+        <w:t>7</w:t>
+      </w:r>
+      <w:r>
+        <w:t>:30</w:t>
+      </w:r>
+      <w:r>
+        <w:t>PM (2hrs)</w:t>
+      </w:r>
+    </w:p>
+    <w:p>
+      <w:r>
+        <w:t>Installing and t</w:t>
+      </w:r>
+      <w:r>
+        <w:t xml:space="preserve">esting </w:t>
+      </w:r>
+      <w:r>
+        <w:t>“</w:t>
+      </w:r>
+      <w:proofErr w:type="spellStart"/>
+      <w:r>
+        <w:t>Deepseek</w:t>
+      </w:r>
+      <w:proofErr w:type="spellEnd"/>
+      <w:r>
+        <w:t xml:space="preserve"> harness”, </w:t>
+      </w:r>
+      <w:r>
+        <w:t xml:space="preserve">assessing </w:t>
+      </w:r>
+      <w:r>
+        <w:t>its</w:t>
+      </w:r>
+      <w:r>
+        <w:t xml:space="preserve"> capabilities </w:t>
+      </w:r>
+      <w:r>
+        <w:t>serving the working model through</w:t>
+      </w:r>
+      <w:r>
+        <w:t xml:space="preserve"> </w:t>
+      </w:r>
+      <w:proofErr w:type="spellStart"/>
+      <w:r>
+        <w:t>O</w:t>
+      </w:r>
+      <w:r>
+        <w:t>llama</w:t>
+      </w:r>
+      <w:proofErr w:type="spellEnd"/>
+      <w:r>
+        <w:t>.</w:t>
+      </w:r>
+    </w:p>
+    <w:p/>
+    <w:p/>
+    <w:p/>
+    <w:p/>
+    <w:p/>
+    <w:p/>
+    <w:p/>
+    <w:p>
+      <w:r>
+        <w:lastRenderedPageBreak/>
+        <w:t xml:space="preserve">Installed </w:t>
+      </w:r>
+      <w:proofErr w:type="spellStart"/>
+      <w:r>
+        <w:t>D</w:t>
+      </w:r>
+      <w:r>
+        <w:t>eepseek</w:t>
+      </w:r>
+      <w:proofErr w:type="spellEnd"/>
+      <w:r>
+        <w:t xml:space="preserve"> harness, it runs locally on a browser, and lets you set your workspace, this could allow us to constrain a model’s purview while allowing it to complete its work automatically within a dedicated full-access working environment.</w:t>
+      </w:r>
+    </w:p>
+    <w:p>
+      <w:r>
+        <w:drawing>
+          <wp:inline distT="0" distB="0" distL="0" distR="0" wp14:anchorId="631BE3BD" wp14:editId="159C7B8D">
+            <wp:extent cx="5729605" cy="4665345"/>
+            <wp:effectExtent l="0" t="0" r="4445" b="1905"/>
+            <wp:docPr id="200017351" name="Picture 1"/>
+            <wp:cNvGraphicFramePr>
+              <a:graphicFrameLocks xmlns:a="http://schemas.openxmlformats.org/drawingml/2006/main" noChangeAspect="1"/>
+            </wp:cNvGraphicFramePr>
+            <a:graphic xmlns:a="http://schemas.openxmlformats.org/drawingml/2006/main">
+              <a:graphicData uri="http://schemas.openxmlformats.org/drawingml/2006/picture">
+                <pic:pic xmlns:pic="http://schemas.openxmlformats.org/drawingml/2006/picture">
+                  <pic:nvPicPr>
+                    <pic:cNvPr id="200017351" name=""/>
+                    <pic:cNvPicPr/>
+                  </pic:nvPicPr>
+                  <pic:blipFill>
+                    <a:blip r:embed="rId22"/>
+                    <a:stretch>
+                      <a:fillRect/>
+                    </a:stretch>
+                  </pic:blipFill>
+                  <pic:spPr>
+                    <a:xfrm>
+                      <a:off x="0" y="0"/>
+                      <a:ext cx="5729605" cy="4665345"/>
+                    </a:xfrm>
+                    <a:prstGeom prst="rect">
+                      <a:avLst/>
+                    </a:prstGeom>
+                  </pic:spPr>
+                </pic:pic>
+              </a:graphicData>
+            </a:graphic>
+          </wp:inline>
+        </w:drawing>
+      </w:r>
+    </w:p>
+    <w:p>
+      <w:r>
+        <w:t xml:space="preserve">Tested adding multiple image files in </w:t>
+      </w:r>
+      <w:proofErr w:type="spellStart"/>
+      <w:r>
+        <w:t>ollama</w:t>
+      </w:r>
+      <w:proofErr w:type="spellEnd"/>
+      <w:r>
+        <w:t xml:space="preserve">, including a </w:t>
+      </w:r>
+      <w:proofErr w:type="spellStart"/>
+      <w:r>
+        <w:t>webp</w:t>
+      </w:r>
+      <w:proofErr w:type="spellEnd"/>
+      <w:r>
+        <w:t xml:space="preserve"> format, it </w:t>
+      </w:r>
+      <w:proofErr w:type="gramStart"/>
+      <w:r>
+        <w:t>is able to</w:t>
+      </w:r>
+      <w:proofErr w:type="gramEnd"/>
+      <w:r>
+        <w:t xml:space="preserve"> adequately identify these. And correct me later when I asset that is the Australian flag. These tests serve to test the ability of AI to inspect Foremost artefacts</w:t>
+      </w:r>
+      <w:r>
+        <w:t xml:space="preserve">. The model did not </w:t>
+      </w:r>
+      <w:proofErr w:type="gramStart"/>
+      <w:r>
+        <w:t>accept .</w:t>
+      </w:r>
+      <w:proofErr w:type="spellStart"/>
+      <w:r>
+        <w:t>avif</w:t>
+      </w:r>
+      <w:proofErr w:type="spellEnd"/>
+      <w:proofErr w:type="gramEnd"/>
+      <w:r>
+        <w:t xml:space="preserve"> images, although those can be converted.</w:t>
+      </w:r>
+    </w:p>
+    <w:p>
+      <w:r>
+        <w:drawing>
+          <wp:inline distT="0" distB="0" distL="0" distR="0" wp14:anchorId="6A47C5B7" wp14:editId="715DB6E7">
+            <wp:extent cx="5729605" cy="2453005"/>
+            <wp:effectExtent l="0" t="0" r="4445" b="4445"/>
+            <wp:docPr id="1706016696" name="Picture 1"/>
+            <wp:cNvGraphicFramePr>
+              <a:graphicFrameLocks xmlns:a="http://schemas.openxmlformats.org/drawingml/2006/main" noChangeAspect="1"/>
+            </wp:cNvGraphicFramePr>
+            <a:graphic xmlns:a="http://schemas.openxmlformats.org/drawingml/2006/main">
+              <a:graphicData uri="http://schemas.openxmlformats.org/drawingml/2006/picture">
+                <pic:pic xmlns:pic="http://schemas.openxmlformats.org/drawingml/2006/picture">
+                  <pic:nvPicPr>
+                    <pic:cNvPr id="1706016696" name=""/>
+                    <pic:cNvPicPr/>
+                  </pic:nvPicPr>
+                  <pic:blipFill>
+                    <a:blip r:embed="rId23"/>
+                    <a:stretch>
+                      <a:fillRect/>
+                    </a:stretch>
+                  </pic:blipFill>
+                  <pic:spPr>
+                    <a:xfrm>
+                      <a:off x="0" y="0"/>
+                      <a:ext cx="5729605" cy="2453005"/>
+                    </a:xfrm>
+                    <a:prstGeom prst="rect">
+                      <a:avLst/>
+                    </a:prstGeom>
+                  </pic:spPr>
+                </pic:pic>
+              </a:graphicData>
+            </a:graphic>
+          </wp:inline>
+        </w:drawing>
+      </w:r>
+    </w:p>
+    <w:p>
+      <w:r>
+        <w:lastRenderedPageBreak/>
+        <w:t xml:space="preserve">I tried converting </w:t>
+      </w:r>
+      <w:proofErr w:type="spellStart"/>
+      <w:r>
+        <w:t>avif</w:t>
+      </w:r>
+      <w:proofErr w:type="spellEnd"/>
+      <w:r>
+        <w:t xml:space="preserve"> to </w:t>
+      </w:r>
+      <w:proofErr w:type="spellStart"/>
+      <w:r>
+        <w:t>png</w:t>
+      </w:r>
+      <w:proofErr w:type="spellEnd"/>
+      <w:r>
+        <w:t xml:space="preserve"> by changing extension like in windows, that didn’t work, so I installed and used </w:t>
+      </w:r>
+      <w:proofErr w:type="spellStart"/>
+      <w:r>
+        <w:t>avif</w:t>
+      </w:r>
+      <w:proofErr w:type="spellEnd"/>
+      <w:r>
+        <w:t xml:space="preserve"> to convert a real photo of the Korean war into a </w:t>
+      </w:r>
+      <w:proofErr w:type="spellStart"/>
+      <w:r>
+        <w:t>png</w:t>
+      </w:r>
+      <w:proofErr w:type="spellEnd"/>
+      <w:r>
+        <w:t>, the AI previously correctly identified an AI image of the Korean war as fake, and now I wanted to test the alternative. It uses superficial logic to assert this false-positive notion</w:t>
+      </w:r>
+      <w:r>
+        <w:t xml:space="preserve"> that </w:t>
+      </w:r>
+      <w:proofErr w:type="gramStart"/>
+      <w:r>
+        <w:t xml:space="preserve">the </w:t>
+      </w:r>
+      <w:r>
+        <w:t>.</w:t>
+      </w:r>
+      <w:proofErr w:type="gramEnd"/>
+    </w:p>
+    <w:p>
+      <w:r>
+        <w:drawing>
+          <wp:inline distT="0" distB="0" distL="0" distR="0" wp14:anchorId="50C65FA3" wp14:editId="5AAD3724">
+            <wp:extent cx="5729605" cy="2228850"/>
+            <wp:effectExtent l="0" t="0" r="4445" b="0"/>
+            <wp:docPr id="827271271" name="Picture 1"/>
+            <wp:cNvGraphicFramePr>
+              <a:graphicFrameLocks xmlns:a="http://schemas.openxmlformats.org/drawingml/2006/main" noChangeAspect="1"/>
+            </wp:cNvGraphicFramePr>
+            <a:graphic xmlns:a="http://schemas.openxmlformats.org/drawingml/2006/main">
+              <a:graphicData uri="http://schemas.openxmlformats.org/drawingml/2006/picture">
+                <pic:pic xmlns:pic="http://schemas.openxmlformats.org/drawingml/2006/picture">
+                  <pic:nvPicPr>
+                    <pic:cNvPr id="827271271" name=""/>
+                    <pic:cNvPicPr/>
+                  </pic:nvPicPr>
+                  <pic:blipFill>
+                    <a:blip r:embed="rId24"/>
+                    <a:stretch>
+                      <a:fillRect/>
+                    </a:stretch>
+                  </pic:blipFill>
+                  <pic:spPr>
+                    <a:xfrm>
+                      <a:off x="0" y="0"/>
+                      <a:ext cx="5729605" cy="2228850"/>
+                    </a:xfrm>
+                    <a:prstGeom prst="rect">
+                      <a:avLst/>
+                    </a:prstGeom>
+                  </pic:spPr>
+                </pic:pic>
+              </a:graphicData>
+            </a:graphic>
+          </wp:inline>
+        </w:drawing>
+      </w:r>
+    </w:p>
+    <w:p>
+      <w:pPr>
         <w:pStyle w:val="Heading2"/>
       </w:pPr>
       <w:bookmarkStart w:id="7" w:name="_Toc239087600"/>
@@ -3241,10 +4242,10 @@
       <w:bookmarkEnd w:id="7"/>
     </w:p>
     <w:sectPr>
-      <w:headerReference w:type="default" r:id="rId16"/>
-      <w:footerReference w:type="even" r:id="rId17"/>
-      <w:footerReference w:type="default" r:id="rId18"/>
-      <w:footerReference w:type="first" r:id="rId19"/>
+      <w:headerReference w:type="default" r:id="rId25"/>
+      <w:footerReference w:type="even" r:id="rId26"/>
+      <w:footerReference w:type="default" r:id="rId27"/>
+      <w:footerReference w:type="first" r:id="rId28"/>
       <w:pgSz w:w="11906" w:h="16838"/>
       <w:pgMar w:top="1483" w:right="1448" w:bottom="1544" w:left="1435" w:header="720" w:footer="730" w:gutter="0"/>
       <w:pgNumType w:start="0"/>

--- a/Weekly Logs/Matt/Matt Baker - Week 8 Individual Logbook.docx
+++ b/Weekly Logs/Matt/Matt Baker - Week 8 Individual Logbook.docx
@@ -2968,6 +2968,62 @@
     </w:p>
     <w:p>
       <w:pPr>
+        <w:rPr>
+          <w:vertAlign w:val="superscript"/>
+        </w:rPr>
+      </w:pPr>
+      <w:r>
+        <w:t>Thursday, September 3</w:t>
+      </w:r>
+      <w:r>
+        <w:rPr>
+          <w:vertAlign w:val="superscript"/>
+        </w:rPr>
+        <w:t>rd</w:t>
+      </w:r>
+    </w:p>
+    <w:p>
+      <w:r>
+        <w:t>12:00-12:</w:t>
+      </w:r>
+      <w:r>
+        <w:t>45</w:t>
+      </w:r>
+      <w:r>
+        <w:t xml:space="preserve"> (</w:t>
+      </w:r>
+      <w:r>
+        <w:t>45</w:t>
+      </w:r>
+      <w:r>
+        <w:t xml:space="preserve"> mins)</w:t>
+      </w:r>
+    </w:p>
+    <w:p>
+      <w:r>
+        <w:t xml:space="preserve">I Cleaned up </w:t>
+      </w:r>
+      <w:r>
+        <w:t xml:space="preserve">and reorganized </w:t>
+      </w:r>
+      <w:r>
+        <w:t>the Git repository’s file hierarchy</w:t>
+      </w:r>
+      <w:r>
+        <w:t xml:space="preserve">, I created the first version of the </w:t>
+      </w:r>
+      <w:r>
+        <w:t xml:space="preserve">research </w:t>
+      </w:r>
+      <w:r>
+        <w:t>report (v0.1) which is the main deliverable</w:t>
+      </w:r>
+      <w:r>
+        <w:t>.</w:t>
+      </w:r>
+    </w:p>
+    <w:p>
+      <w:pPr>
         <w:pStyle w:val="Heading2"/>
       </w:pPr>
       <w:r>
@@ -3001,15 +3057,7 @@
     </w:p>
     <w:p>
       <w:r>
-        <w:t xml:space="preserve">Experimenting with feeding different file types into </w:t>
-      </w:r>
-      <w:proofErr w:type="spellStart"/>
-      <w:r>
-        <w:t>Ollama</w:t>
-      </w:r>
-      <w:proofErr w:type="spellEnd"/>
-      <w:r>
-        <w:t xml:space="preserve"> based models, with the intention of simulating the processing of </w:t>
+        <w:t xml:space="preserve">Experimenting with feeding different file types into Ollama based models, with the intention of simulating the processing of </w:t>
       </w:r>
       <w:r>
         <w:t xml:space="preserve">the output produced by </w:t>
@@ -3021,15 +3069,7 @@
         <w:t>oremost</w:t>
       </w:r>
       <w:r>
-        <w:t>. Part of this time was figuring out that E01 files need to be converted to .dd or .raw files before being processed by Foremost. To do this you use “</w:t>
-      </w:r>
-      <w:proofErr w:type="spellStart"/>
-      <w:r>
-        <w:t>libewf</w:t>
-      </w:r>
-      <w:proofErr w:type="spellEnd"/>
-      <w:r>
-        <w:t>”. An E01 image is an Expert Witness Format (EWF).</w:t>
+        <w:t>. Part of this time was figuring out that E01 files need to be converted to .dd or .raw files before being processed by Foremost. To do this you use “libewf”. An E01 image is an Expert Witness Format (EWF).</w:t>
       </w:r>
       <w:r>
         <w:t xml:space="preserve"> I ended up experimenting and conducting deep forensic analysis on a particular image.</w:t>
@@ -3054,14 +3094,11 @@
     </w:p>
     <w:p>
       <w:r>
-        <w:lastRenderedPageBreak/>
         <w:t xml:space="preserve">Installing </w:t>
       </w:r>
-      <w:proofErr w:type="spellStart"/>
       <w:r>
         <w:t>libewf</w:t>
       </w:r>
-      <w:proofErr w:type="spellEnd"/>
     </w:p>
     <w:p>
       <w:r>
@@ -3107,23 +3144,7 @@
     </w:p>
     <w:p>
       <w:r>
-        <w:t xml:space="preserve">Using </w:t>
-      </w:r>
-      <w:proofErr w:type="spellStart"/>
-      <w:r>
-        <w:t>Libewf</w:t>
-      </w:r>
-      <w:proofErr w:type="spellEnd"/>
-      <w:r>
-        <w:t xml:space="preserve"> command (1) to convert the E01 to a raw “</w:t>
-      </w:r>
-      <w:proofErr w:type="spellStart"/>
-      <w:r>
-        <w:t>foremostable</w:t>
-      </w:r>
-      <w:proofErr w:type="spellEnd"/>
-      <w:r>
-        <w:t xml:space="preserve">” file (2). </w:t>
+        <w:t xml:space="preserve">Using Libewf command (1) to convert the E01 to a raw “foremostable” file (2). </w:t>
       </w:r>
       <w:r>
         <w:t>Using foremost to file carve this forensic disk image (3), retrieving the output (4) which includes jpg files that I will have the AI examine (4,5).</w:t>
@@ -3186,34 +3207,13 @@
     </w:p>
     <w:p>
       <w:r>
-        <w:t xml:space="preserve">The AI </w:t>
-      </w:r>
-      <w:proofErr w:type="gramStart"/>
-      <w:r>
-        <w:t>is able to</w:t>
-      </w:r>
-      <w:proofErr w:type="gramEnd"/>
-      <w:r>
-        <w:t xml:space="preserve"> tell the manufacturer/model of computer present in the </w:t>
-      </w:r>
-      <w:proofErr w:type="gramStart"/>
-      <w:r>
-        <w:t>image(</w:t>
-      </w:r>
-      <w:proofErr w:type="gramEnd"/>
-      <w:r>
-        <w:t>4), the potentially forensically relevant data within the image such as time</w:t>
+        <w:t>The AI is able to tell the manufacturer/model of computer present in the image(4), the potentially forensically relevant data within the image such as time</w:t>
       </w:r>
       <w:r>
         <w:t xml:space="preserve">, and </w:t>
       </w:r>
-      <w:proofErr w:type="gramStart"/>
-      <w:r>
-        <w:t>date(</w:t>
-      </w:r>
-      <w:proofErr w:type="gramEnd"/>
-      <w:r>
-        <w:t>2,3), and location (1). In a sea of images, this could potentially signal an incredibly useful tool to quickly summarize, consolidate, and cross reference other case-relevant data.</w:t>
+      <w:r>
+        <w:t>date(2,3), and location (1). In a sea of images, this could potentially signal an incredibly useful tool to quickly summarize, consolidate, and cross reference other case-relevant data.</w:t>
       </w:r>
     </w:p>
     <w:p>
@@ -3319,13 +3319,8 @@
       </w:r>
     </w:p>
     <w:p>
-      <w:proofErr w:type="spellStart"/>
-      <w:r>
-        <w:t>Exiftool</w:t>
-      </w:r>
-      <w:proofErr w:type="spellEnd"/>
-      <w:r>
-        <w:t xml:space="preserve"> reveals different times and dates than presented </w:t>
+      <w:r>
+        <w:t xml:space="preserve">Exiftool reveals different times and dates than presented </w:t>
       </w:r>
     </w:p>
     <w:p>
@@ -3333,6 +3328,7 @@
         <w:rPr>
           <w:noProof/>
         </w:rPr>
+        <w:lastRenderedPageBreak/>
         <w:drawing>
           <wp:inline distT="0" distB="0" distL="0" distR="0" wp14:anchorId="79219170" wp14:editId="3C027301">
             <wp:extent cx="4035818" cy="1193800"/>
@@ -3373,15 +3369,7 @@
     <w:p/>
     <w:p>
       <w:r>
-        <w:t xml:space="preserve">This timestamp for </w:t>
-      </w:r>
-      <w:proofErr w:type="gramStart"/>
-      <w:r>
-        <w:t>an</w:t>
-      </w:r>
-      <w:proofErr w:type="gramEnd"/>
-      <w:r>
-        <w:t xml:space="preserve"> ls-l command in the command line, was not picked up by the AI, but appears to show a more accurate date (23</w:t>
+        <w:t>This timestamp for an ls-l command in the command line, was not picked up by the AI, but appears to show a more accurate date (23</w:t>
       </w:r>
       <w:r>
         <w:rPr>
@@ -3479,29 +3467,13 @@
     </w:p>
     <w:p>
       <w:r>
-        <w:t xml:space="preserve">Added PDFs and attempting to find a way for </w:t>
-      </w:r>
-      <w:proofErr w:type="spellStart"/>
-      <w:r>
-        <w:t>Ollama</w:t>
-      </w:r>
-      <w:proofErr w:type="spellEnd"/>
-      <w:r>
-        <w:t xml:space="preserve"> based models to read them.</w:t>
+        <w:t>Added PDFs and attempting to find a way for Ollama based models to read them.</w:t>
       </w:r>
     </w:p>
     <w:p/>
     <w:p>
       <w:r>
-        <w:t xml:space="preserve">One way is to use </w:t>
-      </w:r>
-      <w:proofErr w:type="spellStart"/>
-      <w:r>
-        <w:t>pdftotext</w:t>
-      </w:r>
-      <w:proofErr w:type="spellEnd"/>
-      <w:r>
-        <w:t xml:space="preserve"> to convert the pdf and then pass in the pdf as a text file</w:t>
+        <w:t>One way is to use pdftotext to convert the pdf and then pass in the pdf as a text file</w:t>
       </w:r>
     </w:p>
     <w:p>
@@ -3551,15 +3523,7 @@
     </w:p>
     <w:p>
       <w:r>
-        <w:t>I tested .</w:t>
-      </w:r>
-      <w:proofErr w:type="spellStart"/>
-      <w:r>
-        <w:t>png</w:t>
-      </w:r>
-      <w:proofErr w:type="spellEnd"/>
-      <w:r>
-        <w:t xml:space="preserve"> file types too</w:t>
+        <w:t>I tested .png file types too</w:t>
       </w:r>
     </w:p>
     <w:p>
@@ -3614,7 +3578,6 @@
       <w:r>
         <w:t>45</w:t>
       </w:r>
-      <w:proofErr w:type="gramStart"/>
       <w:r>
         <w:t>PM</w:t>
       </w:r>
@@ -3622,11 +3585,7 @@
         <w:t xml:space="preserve"> </w:t>
       </w:r>
       <w:r>
-        <w:t xml:space="preserve"> +</w:t>
-      </w:r>
-      <w:proofErr w:type="gramEnd"/>
-      <w:r>
-        <w:t xml:space="preserve"> 4:45-5PM (1hr 45 mins)</w:t>
+        <w:t xml:space="preserve"> + 4:45-5PM (1hr 45 mins)</w:t>
       </w:r>
     </w:p>
     <w:p>
@@ -3640,15 +3599,11 @@
         <w:t xml:space="preserve"> a “Snellen chart” for AI to objectively compare how much detail different models can extract from images containing evidence.</w:t>
       </w:r>
       <w:r>
-        <w:t xml:space="preserve"> I created it with commonly mistaken words, however, there are many more variables that determine the legibility of a text. </w:t>
-      </w:r>
-      <w:proofErr w:type="gramStart"/>
-      <w:r>
-        <w:t>So</w:t>
-      </w:r>
-      <w:proofErr w:type="gramEnd"/>
-      <w:r>
-        <w:t xml:space="preserve"> this test is testing for size.</w:t>
+        <w:t xml:space="preserve"> I created it with commonly mistaken words, however, there are </w:t>
+      </w:r>
+      <w:r>
+        <w:lastRenderedPageBreak/>
+        <w:t>many more variables that determine the legibility of a text. So this test is testing for size.</w:t>
       </w:r>
       <w:r>
         <w:t xml:space="preserve"> The chart is in a 1080 x 1920 format.</w:t>
@@ -3659,7 +3614,6 @@
         <w:rPr>
           <w:noProof/>
         </w:rPr>
-        <w:lastRenderedPageBreak/>
         <w:drawing>
           <wp:inline distT="0" distB="0" distL="0" distR="0" wp14:anchorId="7CF84914" wp14:editId="04CC6EE7">
             <wp:extent cx="5729605" cy="3946525"/>
@@ -3959,15 +3913,7 @@
         <w:t xml:space="preserve">esting </w:t>
       </w:r>
       <w:r>
-        <w:t>“</w:t>
-      </w:r>
-      <w:proofErr w:type="spellStart"/>
-      <w:r>
-        <w:t>Deepseek</w:t>
-      </w:r>
-      <w:proofErr w:type="spellEnd"/>
-      <w:r>
-        <w:t xml:space="preserve"> harness”, </w:t>
+        <w:t xml:space="preserve">“Deepseek harness”, </w:t>
       </w:r>
       <w:r>
         <w:t xml:space="preserve">assessing </w:t>
@@ -3984,14 +3930,12 @@
       <w:r>
         <w:t xml:space="preserve"> </w:t>
       </w:r>
-      <w:proofErr w:type="spellStart"/>
       <w:r>
         <w:t>O</w:t>
       </w:r>
       <w:r>
         <w:t>llama</w:t>
       </w:r>
-      <w:proofErr w:type="spellEnd"/>
       <w:r>
         <w:t>.</w:t>
       </w:r>
@@ -4008,20 +3952,18 @@
         <w:lastRenderedPageBreak/>
         <w:t xml:space="preserve">Installed </w:t>
       </w:r>
-      <w:proofErr w:type="spellStart"/>
       <w:r>
         <w:t>D</w:t>
       </w:r>
       <w:r>
-        <w:t>eepseek</w:t>
-      </w:r>
-      <w:proofErr w:type="spellEnd"/>
-      <w:r>
-        <w:t xml:space="preserve"> harness, it runs locally on a browser, and lets you set your workspace, this could allow us to constrain a model’s purview while allowing it to complete its work automatically within a dedicated full-access working environment.</w:t>
-      </w:r>
-    </w:p>
-    <w:p>
-      <w:r>
+        <w:t>eepseek harness, it runs locally on a browser, and lets you set your workspace, this could allow us to constrain a model’s purview while allowing it to complete its work automatically within a dedicated full-access working environment.</w:t>
+      </w:r>
+    </w:p>
+    <w:p>
+      <w:r>
+        <w:rPr>
+          <w:noProof/>
+        </w:rPr>
         <w:drawing>
           <wp:inline distT="0" distB="0" distL="0" distR="0" wp14:anchorId="631BE3BD" wp14:editId="159C7B8D">
             <wp:extent cx="5729605" cy="4665345"/>
@@ -4061,51 +4003,17 @@
     </w:p>
     <w:p>
       <w:r>
-        <w:t xml:space="preserve">Tested adding multiple image files in </w:t>
-      </w:r>
-      <w:proofErr w:type="spellStart"/>
-      <w:r>
-        <w:t>ollama</w:t>
-      </w:r>
-      <w:proofErr w:type="spellEnd"/>
-      <w:r>
-        <w:t xml:space="preserve">, including a </w:t>
-      </w:r>
-      <w:proofErr w:type="spellStart"/>
-      <w:r>
-        <w:t>webp</w:t>
-      </w:r>
-      <w:proofErr w:type="spellEnd"/>
-      <w:r>
-        <w:t xml:space="preserve"> format, it </w:t>
-      </w:r>
-      <w:proofErr w:type="gramStart"/>
-      <w:r>
-        <w:t>is able to</w:t>
-      </w:r>
-      <w:proofErr w:type="gramEnd"/>
-      <w:r>
-        <w:t xml:space="preserve"> adequately identify these. And correct me later when I asset that is the Australian flag. These tests serve to test the ability of AI to inspect Foremost artefacts</w:t>
-      </w:r>
-      <w:r>
-        <w:t xml:space="preserve">. The model did not </w:t>
-      </w:r>
-      <w:proofErr w:type="gramStart"/>
-      <w:r>
-        <w:t>accept .</w:t>
-      </w:r>
-      <w:proofErr w:type="spellStart"/>
-      <w:r>
-        <w:t>avif</w:t>
-      </w:r>
-      <w:proofErr w:type="spellEnd"/>
-      <w:proofErr w:type="gramEnd"/>
-      <w:r>
-        <w:t xml:space="preserve"> images, although those can be converted.</w:t>
-      </w:r>
-    </w:p>
-    <w:p>
-      <w:r>
+        <w:t>Tested adding multiple image files in ollama, including a webp format, it is able to adequately identify these. And correct me later when I asset that is the Australian flag. These tests serve to test the ability of AI to inspect Foremost artefacts</w:t>
+      </w:r>
+      <w:r>
+        <w:t>. The model did not accept .avif images, although those can be converted.</w:t>
+      </w:r>
+    </w:p>
+    <w:p>
+      <w:r>
+        <w:rPr>
+          <w:noProof/>
+        </w:rPr>
         <w:drawing>
           <wp:inline distT="0" distB="0" distL="0" distR="0" wp14:anchorId="6A47C5B7" wp14:editId="715DB6E7">
             <wp:extent cx="5729605" cy="2453005"/>
@@ -4146,54 +4054,20 @@
     <w:p>
       <w:r>
         <w:lastRenderedPageBreak/>
-        <w:t xml:space="preserve">I tried converting </w:t>
-      </w:r>
-      <w:proofErr w:type="spellStart"/>
-      <w:r>
-        <w:t>avif</w:t>
-      </w:r>
-      <w:proofErr w:type="spellEnd"/>
-      <w:r>
-        <w:t xml:space="preserve"> to </w:t>
-      </w:r>
-      <w:proofErr w:type="spellStart"/>
-      <w:r>
-        <w:t>png</w:t>
-      </w:r>
-      <w:proofErr w:type="spellEnd"/>
-      <w:r>
-        <w:t xml:space="preserve"> by changing extension like in windows, that didn’t work, so I installed and used </w:t>
-      </w:r>
-      <w:proofErr w:type="spellStart"/>
-      <w:r>
-        <w:t>avif</w:t>
-      </w:r>
-      <w:proofErr w:type="spellEnd"/>
-      <w:r>
-        <w:t xml:space="preserve"> to convert a real photo of the Korean war into a </w:t>
-      </w:r>
-      <w:proofErr w:type="spellStart"/>
-      <w:r>
-        <w:t>png</w:t>
-      </w:r>
-      <w:proofErr w:type="spellEnd"/>
-      <w:r>
-        <w:t>, the AI previously correctly identified an AI image of the Korean war as fake, and now I wanted to test the alternative. It uses superficial logic to assert this false-positive notion</w:t>
-      </w:r>
-      <w:r>
-        <w:t xml:space="preserve"> that </w:t>
-      </w:r>
-      <w:proofErr w:type="gramStart"/>
-      <w:r>
-        <w:t xml:space="preserve">the </w:t>
+        <w:t>I tried converting avif to png by changing extension like in windows, that didn’t work, so I installed and used avif to convert a real photo of the Korean war into a png, the AI previously correctly identified an AI image of the Korean war as fake, and now I wanted to test the alternative. It uses superficial logic to assert this false-positive notion</w:t>
+      </w:r>
+      <w:r>
+        <w:t xml:space="preserve"> that the</w:t>
       </w:r>
       <w:r>
         <w:t>.</w:t>
       </w:r>
-      <w:proofErr w:type="gramEnd"/>
-    </w:p>
-    <w:p>
-      <w:r>
+    </w:p>
+    <w:p>
+      <w:r>
+        <w:rPr>
+          <w:noProof/>
+        </w:rPr>
         <w:drawing>
           <wp:inline distT="0" distB="0" distL="0" distR="0" wp14:anchorId="50C65FA3" wp14:editId="5AAD3724">
             <wp:extent cx="5729605" cy="2228850"/>

--- a/Weekly Logs/Matt/Matt Baker - Week 8 Individual Logbook.docx
+++ b/Weekly Logs/Matt/Matt Baker - Week 8 Individual Logbook.docx
@@ -3007,10 +3007,13 @@
         <w:t xml:space="preserve">and reorganized </w:t>
       </w:r>
       <w:r>
-        <w:t>the Git repository’s file hierarchy</w:t>
-      </w:r>
-      <w:r>
-        <w:t xml:space="preserve">, I created the first version of the </w:t>
+        <w:t xml:space="preserve">the Git repository’s file </w:t>
+      </w:r>
+      <w:r>
+        <w:t>hierarchy;</w:t>
+      </w:r>
+      <w:r>
+        <w:t xml:space="preserve"> I created the first version of the </w:t>
       </w:r>
       <w:r>
         <w:t xml:space="preserve">research </w:t>
@@ -3075,25 +3078,14 @@
         <w:t xml:space="preserve"> I ended up experimenting and conducting deep forensic analysis on a particular image.</w:t>
       </w:r>
     </w:p>
-    <w:p/>
-    <w:p/>
     <w:p>
       <w:pPr>
         <w:ind w:left="0" w:firstLine="0"/>
       </w:pPr>
     </w:p>
     <w:p>
-      <w:pPr>
-        <w:ind w:left="0" w:firstLine="0"/>
-      </w:pPr>
-    </w:p>
-    <w:p>
-      <w:pPr>
-        <w:ind w:left="0" w:firstLine="0"/>
-      </w:pPr>
-    </w:p>
-    <w:p>
-      <w:r>
+      <w:r>
+        <w:lastRenderedPageBreak/>
         <w:t xml:space="preserve">Installing </w:t>
       </w:r>
       <w:r>
@@ -3328,7 +3320,6 @@
         <w:rPr>
           <w:noProof/>
         </w:rPr>
-        <w:lastRenderedPageBreak/>
         <w:drawing>
           <wp:inline distT="0" distB="0" distL="0" distR="0" wp14:anchorId="79219170" wp14:editId="3C027301">
             <wp:extent cx="4035818" cy="1193800"/>
@@ -3599,11 +3590,7 @@
         <w:t xml:space="preserve"> a “Snellen chart” for AI to objectively compare how much detail different models can extract from images containing evidence.</w:t>
       </w:r>
       <w:r>
-        <w:t xml:space="preserve"> I created it with commonly mistaken words, however, there are </w:t>
-      </w:r>
-      <w:r>
-        <w:lastRenderedPageBreak/>
-        <w:t>many more variables that determine the legibility of a text. So this test is testing for size.</w:t>
+        <w:t xml:space="preserve"> I created it with commonly mistaken words, however, there are many more variables that determine the legibility of a text. So this test is testing for size.</w:t>
       </w:r>
       <w:r>
         <w:t xml:space="preserve"> The chart is in a 1080 x 1920 format.</w:t>
@@ -3614,6 +3601,7 @@
         <w:rPr>
           <w:noProof/>
         </w:rPr>
+        <w:lastRenderedPageBreak/>
         <w:drawing>
           <wp:inline distT="0" distB="0" distL="0" distR="0" wp14:anchorId="7CF84914" wp14:editId="04CC6EE7">
             <wp:extent cx="5729605" cy="3946525"/>
@@ -4107,6 +4095,219 @@
     </w:p>
     <w:p>
       <w:pPr>
+        <w:rPr>
+          <w:vertAlign w:val="superscript"/>
+        </w:rPr>
+      </w:pPr>
+      <w:r>
+        <w:t>Thursday, September 3</w:t>
+      </w:r>
+      <w:r>
+        <w:rPr>
+          <w:vertAlign w:val="superscript"/>
+        </w:rPr>
+        <w:t>rd</w:t>
+      </w:r>
+    </w:p>
+    <w:p>
+      <w:r>
+        <w:t>1:30-</w:t>
+      </w:r>
+      <w:r>
+        <w:t>4</w:t>
+      </w:r>
+      <w:r>
+        <w:t>:</w:t>
+      </w:r>
+      <w:r>
+        <w:t>45</w:t>
+      </w:r>
+      <w:r>
+        <w:t>PM</w:t>
+      </w:r>
+      <w:r>
+        <w:t xml:space="preserve"> (3 hours</w:t>
+      </w:r>
+      <w:r>
+        <w:t xml:space="preserve"> 15 mins</w:t>
+      </w:r>
+      <w:r>
+        <w:t>)</w:t>
+      </w:r>
+    </w:p>
+    <w:p>
+      <w:r>
+        <w:t>To standardize testing, and so that we can write a script that handles each file</w:t>
+      </w:r>
+      <w:r>
+        <w:t xml:space="preserve"> in a format that can be fed to Ollama</w:t>
+      </w:r>
+      <w:r>
+        <w:t>, I collect examples of various file types that can be carved with foremost. And place them in a standardized directory.</w:t>
+      </w:r>
+      <w:r>
+        <w:t xml:space="preserve"> I duplicate these files into additional working directories for</w:t>
+      </w:r>
+      <w:r>
+        <w:t xml:space="preserve"> </w:t>
+      </w:r>
+      <w:r>
+        <w:t>testing.</w:t>
+      </w:r>
+      <w:r>
+        <w:t xml:space="preserve"> I also create a guide to processing each file type for whoever is coding the solution</w:t>
+      </w:r>
+      <w:r>
+        <w:t xml:space="preserve"> by </w:t>
+      </w:r>
+      <w:r>
+        <w:t xml:space="preserve">installing and </w:t>
+      </w:r>
+      <w:r>
+        <w:t xml:space="preserve">testing the ability for ffmpeg, pdftotext, </w:t>
+      </w:r>
+      <w:r>
+        <w:t>pandoc</w:t>
+      </w:r>
+      <w:r>
+        <w:t xml:space="preserve"> and ssconvert</w:t>
+      </w:r>
+      <w:r>
+        <w:t xml:space="preserve"> </w:t>
+      </w:r>
+      <w:r>
+        <w:t xml:space="preserve">to adequately </w:t>
+      </w:r>
+      <w:r>
+        <w:t xml:space="preserve">and most efficiently </w:t>
+      </w:r>
+      <w:r>
+        <w:t>convert these forms of data.</w:t>
+      </w:r>
+      <w:r>
+        <w:t xml:space="preserve"> Once I learned about </w:t>
+      </w:r>
+      <w:r>
+        <w:t>piping,</w:t>
+      </w:r>
+      <w:r>
+        <w:t xml:space="preserve"> I was able to </w:t>
+      </w:r>
+      <w:r>
+        <w:t xml:space="preserve">experiment with </w:t>
+      </w:r>
+      <w:r>
+        <w:t>reduc</w:t>
+      </w:r>
+      <w:r>
+        <w:t>ing</w:t>
+      </w:r>
+      <w:r>
+        <w:t xml:space="preserve"> command sizes</w:t>
+      </w:r>
+      <w:r>
+        <w:t xml:space="preserve"> without creating new converted files</w:t>
+      </w:r>
+      <w:r>
+        <w:t>.</w:t>
+      </w:r>
+      <w:r>
+        <w:t xml:space="preserve"> This involved a deal of testing of different CLI tools for converting.</w:t>
+      </w:r>
+    </w:p>
+    <w:p>
+      <w:r>
+        <w:t>All file types, size of respective directories.</w:t>
+      </w:r>
+    </w:p>
+    <w:p>
+      <w:r>
+        <w:drawing>
+          <wp:inline distT="0" distB="0" distL="0" distR="0" wp14:anchorId="0331FCE1" wp14:editId="3B531B50">
+            <wp:extent cx="4751427" cy="3136900"/>
+            <wp:effectExtent l="0" t="0" r="0" b="6350"/>
+            <wp:docPr id="892529544" name="Picture 1"/>
+            <wp:cNvGraphicFramePr>
+              <a:graphicFrameLocks xmlns:a="http://schemas.openxmlformats.org/drawingml/2006/main" noChangeAspect="1"/>
+            </wp:cNvGraphicFramePr>
+            <a:graphic xmlns:a="http://schemas.openxmlformats.org/drawingml/2006/main">
+              <a:graphicData uri="http://schemas.openxmlformats.org/drawingml/2006/picture">
+                <pic:pic xmlns:pic="http://schemas.openxmlformats.org/drawingml/2006/picture">
+                  <pic:nvPicPr>
+                    <pic:cNvPr id="892529544" name=""/>
+                    <pic:cNvPicPr/>
+                  </pic:nvPicPr>
+                  <pic:blipFill>
+                    <a:blip r:embed="rId25"/>
+                    <a:stretch>
+                      <a:fillRect/>
+                    </a:stretch>
+                  </pic:blipFill>
+                  <pic:spPr>
+                    <a:xfrm>
+                      <a:off x="0" y="0"/>
+                      <a:ext cx="4751911" cy="3137220"/>
+                    </a:xfrm>
+                    <a:prstGeom prst="rect">
+                      <a:avLst/>
+                    </a:prstGeom>
+                  </pic:spPr>
+                </pic:pic>
+              </a:graphicData>
+            </a:graphic>
+          </wp:inline>
+        </w:drawing>
+      </w:r>
+    </w:p>
+    <w:p>
+      <w:r>
+        <w:lastRenderedPageBreak/>
+        <w:t>My file processing guide I created</w:t>
+      </w:r>
+    </w:p>
+    <w:p>
+      <w:r>
+        <w:drawing>
+          <wp:inline distT="0" distB="0" distL="0" distR="0" wp14:anchorId="187E26F3" wp14:editId="7D8CD040">
+            <wp:extent cx="5729605" cy="3507105"/>
+            <wp:effectExtent l="0" t="0" r="4445" b="0"/>
+            <wp:docPr id="142888345" name="Picture 1"/>
+            <wp:cNvGraphicFramePr>
+              <a:graphicFrameLocks xmlns:a="http://schemas.openxmlformats.org/drawingml/2006/main" noChangeAspect="1"/>
+            </wp:cNvGraphicFramePr>
+            <a:graphic xmlns:a="http://schemas.openxmlformats.org/drawingml/2006/main">
+              <a:graphicData uri="http://schemas.openxmlformats.org/drawingml/2006/picture">
+                <pic:pic xmlns:pic="http://schemas.openxmlformats.org/drawingml/2006/picture">
+                  <pic:nvPicPr>
+                    <pic:cNvPr id="142888345" name=""/>
+                    <pic:cNvPicPr/>
+                  </pic:nvPicPr>
+                  <pic:blipFill>
+                    <a:blip r:embed="rId26"/>
+                    <a:stretch>
+                      <a:fillRect/>
+                    </a:stretch>
+                  </pic:blipFill>
+                  <pic:spPr>
+                    <a:xfrm>
+                      <a:off x="0" y="0"/>
+                      <a:ext cx="5729605" cy="3507105"/>
+                    </a:xfrm>
+                    <a:prstGeom prst="rect">
+                      <a:avLst/>
+                    </a:prstGeom>
+                  </pic:spPr>
+                </pic:pic>
+              </a:graphicData>
+            </a:graphic>
+          </wp:inline>
+        </w:drawing>
+      </w:r>
+    </w:p>
+    <w:p/>
+    <w:p/>
+    <w:p>
+      <w:pPr>
         <w:pStyle w:val="Heading2"/>
       </w:pPr>
       <w:bookmarkStart w:id="7" w:name="_Toc239087600"/>
@@ -4115,11 +4316,12 @@
       </w:r>
       <w:bookmarkEnd w:id="7"/>
     </w:p>
+    <w:p/>
     <w:sectPr>
-      <w:headerReference w:type="default" r:id="rId25"/>
-      <w:footerReference w:type="even" r:id="rId26"/>
-      <w:footerReference w:type="default" r:id="rId27"/>
-      <w:footerReference w:type="first" r:id="rId28"/>
+      <w:headerReference w:type="default" r:id="rId27"/>
+      <w:footerReference w:type="even" r:id="rId28"/>
+      <w:footerReference w:type="default" r:id="rId29"/>
+      <w:footerReference w:type="first" r:id="rId30"/>
       <w:pgSz w:w="11906" w:h="16838"/>
       <w:pgMar w:top="1483" w:right="1448" w:bottom="1544" w:left="1435" w:header="720" w:footer="730" w:gutter="0"/>
       <w:pgNumType w:start="0"/>

--- a/Weekly Logs/Matt/Matt Baker - Week 8 Individual Logbook.docx
+++ b/Weekly Logs/Matt/Matt Baker - Week 8 Individual Logbook.docx
@@ -913,7 +913,7 @@
           <w:r>
             <w:fldChar w:fldCharType="separate"/>
           </w:r>
-          <w:hyperlink w:anchor="_Toc239087593" w:history="1">
+          <w:hyperlink w:anchor="_Toc239412371" w:history="1">
             <w:r>
               <w:rPr>
                 <w:rStyle w:val="Hyperlink"/>
@@ -940,7 +940,7 @@
                 <w:noProof/>
                 <w:webHidden/>
               </w:rPr>
-              <w:instrText xml:space="preserve"> PAGEREF _Toc239087593 \h </w:instrText>
+              <w:instrText xml:space="preserve"> PAGEREF _Toc239412371 \h </w:instrText>
             </w:r>
             <w:r>
               <w:rPr>
@@ -984,7 +984,7 @@
               <w:sz w:val="24"/>
             </w:rPr>
           </w:pPr>
-          <w:hyperlink w:anchor="_Toc239087594" w:history="1">
+          <w:hyperlink w:anchor="_Toc239412372" w:history="1">
             <w:r>
               <w:rPr>
                 <w:rStyle w:val="Hyperlink"/>
@@ -1011,7 +1011,7 @@
                 <w:noProof/>
                 <w:webHidden/>
               </w:rPr>
-              <w:instrText xml:space="preserve"> PAGEREF _Toc239087594 \h </w:instrText>
+              <w:instrText xml:space="preserve"> PAGEREF _Toc239412372 \h </w:instrText>
             </w:r>
             <w:r>
               <w:rPr>
@@ -1055,7 +1055,7 @@
               <w:sz w:val="24"/>
             </w:rPr>
           </w:pPr>
-          <w:hyperlink w:anchor="_Toc239087595" w:history="1">
+          <w:hyperlink w:anchor="_Toc239412373" w:history="1">
             <w:r>
               <w:rPr>
                 <w:rStyle w:val="Hyperlink"/>
@@ -1082,7 +1082,7 @@
                 <w:noProof/>
                 <w:webHidden/>
               </w:rPr>
-              <w:instrText xml:space="preserve"> PAGEREF _Toc239087595 \h </w:instrText>
+              <w:instrText xml:space="preserve"> PAGEREF _Toc239412373 \h </w:instrText>
             </w:r>
             <w:r>
               <w:rPr>
@@ -1126,7 +1126,7 @@
               <w:sz w:val="24"/>
             </w:rPr>
           </w:pPr>
-          <w:hyperlink w:anchor="_Toc239087596" w:history="1">
+          <w:hyperlink w:anchor="_Toc239412374" w:history="1">
             <w:r>
               <w:rPr>
                 <w:rStyle w:val="Hyperlink"/>
@@ -1153,7 +1153,7 @@
                 <w:noProof/>
                 <w:webHidden/>
               </w:rPr>
-              <w:instrText xml:space="preserve"> PAGEREF _Toc239087596 \h </w:instrText>
+              <w:instrText xml:space="preserve"> PAGEREF _Toc239412374 \h </w:instrText>
             </w:r>
             <w:r>
               <w:rPr>
@@ -1197,7 +1197,7 @@
               <w:sz w:val="24"/>
             </w:rPr>
           </w:pPr>
-          <w:hyperlink w:anchor="_Toc239087597" w:history="1">
+          <w:hyperlink w:anchor="_Toc239412375" w:history="1">
             <w:r>
               <w:rPr>
                 <w:rStyle w:val="Hyperlink"/>
@@ -1224,7 +1224,7 @@
                 <w:noProof/>
                 <w:webHidden/>
               </w:rPr>
-              <w:instrText xml:space="preserve"> PAGEREF _Toc239087597 \h </w:instrText>
+              <w:instrText xml:space="preserve"> PAGEREF _Toc239412375 \h </w:instrText>
             </w:r>
             <w:r>
               <w:rPr>
@@ -1268,7 +1268,7 @@
               <w:sz w:val="24"/>
             </w:rPr>
           </w:pPr>
-          <w:hyperlink w:anchor="_Toc239087598" w:history="1">
+          <w:hyperlink w:anchor="_Toc239412376" w:history="1">
             <w:r>
               <w:rPr>
                 <w:rStyle w:val="Hyperlink"/>
@@ -1295,7 +1295,7 @@
                 <w:noProof/>
                 <w:webHidden/>
               </w:rPr>
-              <w:instrText xml:space="preserve"> PAGEREF _Toc239087598 \h </w:instrText>
+              <w:instrText xml:space="preserve"> PAGEREF _Toc239412376 \h </w:instrText>
             </w:r>
             <w:r>
               <w:rPr>
@@ -1339,7 +1339,7 @@
               <w:sz w:val="24"/>
             </w:rPr>
           </w:pPr>
-          <w:hyperlink w:anchor="_Toc239087599" w:history="1">
+          <w:hyperlink w:anchor="_Toc239412377" w:history="1">
             <w:r>
               <w:rPr>
                 <w:rStyle w:val="Hyperlink"/>
@@ -1366,7 +1366,7 @@
                 <w:noProof/>
                 <w:webHidden/>
               </w:rPr>
-              <w:instrText xml:space="preserve"> PAGEREF _Toc239087599 \h </w:instrText>
+              <w:instrText xml:space="preserve"> PAGEREF _Toc239412377 \h </w:instrText>
             </w:r>
             <w:r>
               <w:rPr>
@@ -1410,12 +1410,83 @@
               <w:sz w:val="24"/>
             </w:rPr>
           </w:pPr>
-          <w:hyperlink w:anchor="_Toc239087600" w:history="1">
+          <w:hyperlink w:anchor="_Toc239412378" w:history="1">
             <w:r>
               <w:rPr>
                 <w:rStyle w:val="Hyperlink"/>
                 <w:noProof/>
               </w:rPr>
+              <w:t>Testing</w:t>
+            </w:r>
+            <w:r>
+              <w:rPr>
+                <w:noProof/>
+                <w:webHidden/>
+              </w:rPr>
+              <w:tab/>
+            </w:r>
+            <w:r>
+              <w:rPr>
+                <w:noProof/>
+                <w:webHidden/>
+              </w:rPr>
+              <w:fldChar w:fldCharType="begin"/>
+            </w:r>
+            <w:r>
+              <w:rPr>
+                <w:noProof/>
+                <w:webHidden/>
+              </w:rPr>
+              <w:instrText xml:space="preserve"> PAGEREF _Toc239412378 \h </w:instrText>
+            </w:r>
+            <w:r>
+              <w:rPr>
+                <w:noProof/>
+                <w:webHidden/>
+              </w:rPr>
+            </w:r>
+            <w:r>
+              <w:rPr>
+                <w:noProof/>
+                <w:webHidden/>
+              </w:rPr>
+              <w:fldChar w:fldCharType="separate"/>
+            </w:r>
+            <w:r>
+              <w:rPr>
+                <w:noProof/>
+                <w:webHidden/>
+              </w:rPr>
+              <w:t>4</w:t>
+            </w:r>
+            <w:r>
+              <w:rPr>
+                <w:noProof/>
+                <w:webHidden/>
+              </w:rPr>
+              <w:fldChar w:fldCharType="end"/>
+            </w:r>
+          </w:hyperlink>
+        </w:p>
+        <w:p>
+          <w:pPr>
+            <w:pStyle w:val="TOC2"/>
+            <w:tabs>
+              <w:tab w:val="right" w:leader="dot" w:pos="9013"/>
+            </w:tabs>
+            <w:rPr>
+              <w:rFonts w:asciiTheme="minorHAnsi" w:eastAsiaTheme="minorEastAsia" w:hAnsiTheme="minorHAnsi" w:cstheme="minorBidi"/>
+              <w:noProof/>
+              <w:color w:val="auto"/>
+              <w:sz w:val="24"/>
+            </w:rPr>
+          </w:pPr>
+          <w:hyperlink w:anchor="_Toc239412379" w:history="1">
+            <w:r>
+              <w:rPr>
+                <w:rStyle w:val="Hyperlink"/>
+                <w:noProof/>
+              </w:rPr>
               <w:t>Development</w:t>
             </w:r>
             <w:r>
@@ -1437,7 +1508,7 @@
                 <w:noProof/>
                 <w:webHidden/>
               </w:rPr>
-              <w:instrText xml:space="preserve"> PAGEREF _Toc239087600 \h </w:instrText>
+              <w:instrText xml:space="preserve"> PAGEREF _Toc239412379 \h </w:instrText>
             </w:r>
             <w:r>
               <w:rPr>
@@ -1457,7 +1528,7 @@
                 <w:noProof/>
                 <w:webHidden/>
               </w:rPr>
-              <w:t>3</w:t>
+              <w:t>12</w:t>
             </w:r>
             <w:r>
               <w:rPr>
@@ -1668,7 +1739,7 @@
         <w:pStyle w:val="Heading1"/>
         <w:ind w:left="-5"/>
       </w:pPr>
-      <w:bookmarkStart w:id="0" w:name="_Toc239087593"/>
+      <w:bookmarkStart w:id="0" w:name="_Toc239412371"/>
       <w:r>
         <w:lastRenderedPageBreak/>
         <w:t>Hours Breakdown</w:t>
@@ -2471,7 +2542,7 @@
         <w:pStyle w:val="Heading1"/>
         <w:ind w:left="-5"/>
       </w:pPr>
-      <w:bookmarkStart w:id="1" w:name="_Toc239087594"/>
+      <w:bookmarkStart w:id="1" w:name="_Toc239412372"/>
       <w:r>
         <w:lastRenderedPageBreak/>
         <w:t>Completed Content/Documentation</w:t>
@@ -2482,7 +2553,7 @@
       <w:pPr>
         <w:pStyle w:val="Heading2"/>
       </w:pPr>
-      <w:bookmarkStart w:id="2" w:name="_Toc239087595"/>
+      <w:bookmarkStart w:id="2" w:name="_Toc239412373"/>
       <w:r>
         <w:t>Team Meeting</w:t>
       </w:r>
@@ -2546,7 +2617,75 @@
       </w:r>
     </w:p>
     <w:p>
-      <w:bookmarkStart w:id="3" w:name="_Toc239087596"/>
+      <w:r>
+        <w:t>Friday, September 5</w:t>
+      </w:r>
+      <w:r>
+        <w:rPr>
+          <w:vertAlign w:val="superscript"/>
+        </w:rPr>
+        <w:t>th</w:t>
+      </w:r>
+    </w:p>
+    <w:p>
+      <w:r>
+        <w:t>10-</w:t>
+      </w:r>
+      <w:r>
+        <w:t>12PM</w:t>
+      </w:r>
+      <w:r>
+        <w:t xml:space="preserve"> (</w:t>
+      </w:r>
+      <w:r>
+        <w:t>2hrs</w:t>
+      </w:r>
+      <w:r>
+        <w:t>)</w:t>
+      </w:r>
+    </w:p>
+    <w:p>
+      <w:r>
+        <w:t>Meeting with all present</w:t>
+      </w:r>
+      <w:r>
+        <w:t>, I explained how to convert</w:t>
+      </w:r>
+      <w:r>
+        <w:t xml:space="preserve"> each foremost</w:t>
+      </w:r>
+      <w:r>
+        <w:t xml:space="preserve"> file</w:t>
+      </w:r>
+      <w:r>
+        <w:t xml:space="preserve"> type</w:t>
+      </w:r>
+      <w:r>
+        <w:t xml:space="preserve">. We went over </w:t>
+      </w:r>
+      <w:r>
+        <w:t>Dave’s</w:t>
+      </w:r>
+      <w:r>
+        <w:t xml:space="preserve"> test </w:t>
+      </w:r>
+      <w:proofErr w:type="gramStart"/>
+      <w:r>
+        <w:t>cases,</w:t>
+      </w:r>
+      <w:proofErr w:type="gramEnd"/>
+      <w:r>
+        <w:t xml:space="preserve"> we discussed how testing should occur.</w:t>
+      </w:r>
+      <w:r>
+        <w:t xml:space="preserve"> We ensur</w:t>
+      </w:r>
+      <w:r>
+        <w:t>e we all knew what we were doing today. We figured out meeting times with Clement and Geoff, as well as agenda.</w:t>
+      </w:r>
+    </w:p>
+    <w:p>
+      <w:bookmarkStart w:id="3" w:name="_Toc239412374"/>
       <w:r>
         <w:rPr>
           <w:rStyle w:val="Heading2Char"/>
@@ -2641,7 +2780,7 @@
       <w:pPr>
         <w:pStyle w:val="Heading2"/>
       </w:pPr>
-      <w:bookmarkStart w:id="4" w:name="_Toc239087597"/>
+      <w:bookmarkStart w:id="4" w:name="_Toc239412375"/>
       <w:r>
         <w:t>Client Meetings</w:t>
       </w:r>
@@ -2651,7 +2790,7 @@
       <w:pPr>
         <w:pStyle w:val="Heading2"/>
       </w:pPr>
-      <w:bookmarkStart w:id="5" w:name="_Toc239087598"/>
+      <w:bookmarkStart w:id="5" w:name="_Toc239412376"/>
       <w:r>
         <w:t>Research</w:t>
       </w:r>
@@ -2661,7 +2800,7 @@
       <w:pPr>
         <w:pStyle w:val="Heading2"/>
       </w:pPr>
-      <w:bookmarkStart w:id="6" w:name="_Toc239087599"/>
+      <w:bookmarkStart w:id="6" w:name="_Toc239412377"/>
       <w:r>
         <w:t>Documentation</w:t>
       </w:r>
@@ -2751,6 +2890,7 @@
     </w:p>
     <w:p>
       <w:r>
+        <w:lastRenderedPageBreak/>
         <w:t>7:00</w:t>
       </w:r>
       <w:r>
@@ -2799,7 +2939,6 @@
         <w:rPr>
           <w:noProof/>
         </w:rPr>
-        <w:lastRenderedPageBreak/>
         <w:drawing>
           <wp:inline distT="0" distB="0" distL="0" distR="0" wp14:anchorId="1B125C62" wp14:editId="0243E642">
             <wp:extent cx="3743858" cy="2275027"/>
@@ -3029,9 +3168,11 @@
       <w:pPr>
         <w:pStyle w:val="Heading2"/>
       </w:pPr>
+      <w:bookmarkStart w:id="7" w:name="_Toc239412378"/>
       <w:r>
         <w:t>Testing</w:t>
       </w:r>
+      <w:bookmarkEnd w:id="7"/>
     </w:p>
     <w:p>
       <w:r>
@@ -3060,7 +3201,16 @@
     </w:p>
     <w:p>
       <w:r>
-        <w:t xml:space="preserve">Experimenting with feeding different file types into Ollama based models, with the intention of simulating the processing of </w:t>
+        <w:lastRenderedPageBreak/>
+        <w:t xml:space="preserve">Experimenting with feeding different file types into </w:t>
+      </w:r>
+      <w:proofErr w:type="spellStart"/>
+      <w:r>
+        <w:t>Ollama</w:t>
+      </w:r>
+      <w:proofErr w:type="spellEnd"/>
+      <w:r>
+        <w:t xml:space="preserve"> based models, with the intention of simulating the processing of </w:t>
       </w:r>
       <w:r>
         <w:t xml:space="preserve">the output produced by </w:t>
@@ -3072,7 +3222,15 @@
         <w:t>oremost</w:t>
       </w:r>
       <w:r>
-        <w:t>. Part of this time was figuring out that E01 files need to be converted to .dd or .raw files before being processed by Foremost. To do this you use “libewf”. An E01 image is an Expert Witness Format (EWF).</w:t>
+        <w:t>. Part of this time was figuring out that E01 files need to be converted to .dd or .raw files before being processed by Foremost. To do this you use “</w:t>
+      </w:r>
+      <w:proofErr w:type="spellStart"/>
+      <w:r>
+        <w:t>libewf</w:t>
+      </w:r>
+      <w:proofErr w:type="spellEnd"/>
+      <w:r>
+        <w:t>”. An E01 image is an Expert Witness Format (EWF).</w:t>
       </w:r>
       <w:r>
         <w:t xml:space="preserve"> I ended up experimenting and conducting deep forensic analysis on a particular image.</w:t>
@@ -3085,12 +3243,13 @@
     </w:p>
     <w:p>
       <w:r>
-        <w:lastRenderedPageBreak/>
         <w:t xml:space="preserve">Installing </w:t>
       </w:r>
+      <w:proofErr w:type="spellStart"/>
       <w:r>
         <w:t>libewf</w:t>
       </w:r>
+      <w:proofErr w:type="spellEnd"/>
     </w:p>
     <w:p>
       <w:r>
@@ -3136,7 +3295,23 @@
     </w:p>
     <w:p>
       <w:r>
-        <w:t xml:space="preserve">Using Libewf command (1) to convert the E01 to a raw “foremostable” file (2). </w:t>
+        <w:t xml:space="preserve">Using </w:t>
+      </w:r>
+      <w:proofErr w:type="spellStart"/>
+      <w:r>
+        <w:t>Libewf</w:t>
+      </w:r>
+      <w:proofErr w:type="spellEnd"/>
+      <w:r>
+        <w:t xml:space="preserve"> command (1) to convert the E01 to a raw “</w:t>
+      </w:r>
+      <w:proofErr w:type="spellStart"/>
+      <w:r>
+        <w:t>foremostable</w:t>
+      </w:r>
+      <w:proofErr w:type="spellEnd"/>
+      <w:r>
+        <w:t xml:space="preserve">” file (2). </w:t>
       </w:r>
       <w:r>
         <w:t>Using foremost to file carve this forensic disk image (3), retrieving the output (4) which includes jpg files that I will have the AI examine (4,5).</w:t>
@@ -3184,9 +3359,6 @@
         </w:drawing>
       </w:r>
     </w:p>
-    <w:p/>
-    <w:p/>
-    <w:p/>
     <w:p>
       <w:pPr>
         <w:ind w:left="0" w:firstLine="0"/>
@@ -3199,13 +3371,34 @@
     </w:p>
     <w:p>
       <w:r>
-        <w:t>The AI is able to tell the manufacturer/model of computer present in the image(4), the potentially forensically relevant data within the image such as time</w:t>
+        <w:t xml:space="preserve">The AI </w:t>
+      </w:r>
+      <w:proofErr w:type="gramStart"/>
+      <w:r>
+        <w:t>is able to</w:t>
+      </w:r>
+      <w:proofErr w:type="gramEnd"/>
+      <w:r>
+        <w:t xml:space="preserve"> tell the manufacturer/model of computer present in the </w:t>
+      </w:r>
+      <w:proofErr w:type="gramStart"/>
+      <w:r>
+        <w:t>image(</w:t>
+      </w:r>
+      <w:proofErr w:type="gramEnd"/>
+      <w:r>
+        <w:t>4), the potentially forensically relevant data within the image such as time</w:t>
       </w:r>
       <w:r>
         <w:t xml:space="preserve">, and </w:t>
       </w:r>
-      <w:r>
-        <w:t>date(2,3), and location (1). In a sea of images, this could potentially signal an incredibly useful tool to quickly summarize, consolidate, and cross reference other case-relevant data.</w:t>
+      <w:proofErr w:type="gramStart"/>
+      <w:r>
+        <w:t>date(</w:t>
+      </w:r>
+      <w:proofErr w:type="gramEnd"/>
+      <w:r>
+        <w:t>2,3), and location (1). In a sea of images, this could potentially signal an incredibly useful tool to quickly summarize, consolidate, and cross reference other case-relevant data.</w:t>
       </w:r>
     </w:p>
     <w:p>
@@ -3311,8 +3504,13 @@
       </w:r>
     </w:p>
     <w:p>
-      <w:r>
-        <w:t xml:space="preserve">Exiftool reveals different times and dates than presented </w:t>
+      <w:proofErr w:type="spellStart"/>
+      <w:r>
+        <w:t>Exiftool</w:t>
+      </w:r>
+      <w:proofErr w:type="spellEnd"/>
+      <w:r>
+        <w:t xml:space="preserve"> reveals different times and dates than presented </w:t>
       </w:r>
     </w:p>
     <w:p>
@@ -3320,6 +3518,7 @@
         <w:rPr>
           <w:noProof/>
         </w:rPr>
+        <w:lastRenderedPageBreak/>
         <w:drawing>
           <wp:inline distT="0" distB="0" distL="0" distR="0" wp14:anchorId="79219170" wp14:editId="3C027301">
             <wp:extent cx="4035818" cy="1193800"/>
@@ -3360,7 +3559,15 @@
     <w:p/>
     <w:p>
       <w:r>
-        <w:t>This timestamp for an ls-l command in the command line, was not picked up by the AI, but appears to show a more accurate date (23</w:t>
+        <w:t xml:space="preserve">This timestamp for </w:t>
+      </w:r>
+      <w:proofErr w:type="gramStart"/>
+      <w:r>
+        <w:t>an</w:t>
+      </w:r>
+      <w:proofErr w:type="gramEnd"/>
+      <w:r>
+        <w:t xml:space="preserve"> ls-l command in the command line, was not picked up by the AI, but appears to show a more accurate date (23</w:t>
       </w:r>
       <w:r>
         <w:rPr>
@@ -3458,13 +3665,29 @@
     </w:p>
     <w:p>
       <w:r>
-        <w:t>Added PDFs and attempting to find a way for Ollama based models to read them.</w:t>
+        <w:t xml:space="preserve">Added PDFs and attempting to find a way for </w:t>
+      </w:r>
+      <w:proofErr w:type="spellStart"/>
+      <w:r>
+        <w:t>Ollama</w:t>
+      </w:r>
+      <w:proofErr w:type="spellEnd"/>
+      <w:r>
+        <w:t xml:space="preserve"> based models to read them.</w:t>
       </w:r>
     </w:p>
     <w:p/>
     <w:p>
       <w:r>
-        <w:t>One way is to use pdftotext to convert the pdf and then pass in the pdf as a text file</w:t>
+        <w:t xml:space="preserve">One way is to use </w:t>
+      </w:r>
+      <w:proofErr w:type="spellStart"/>
+      <w:r>
+        <w:t>pdftotext</w:t>
+      </w:r>
+      <w:proofErr w:type="spellEnd"/>
+      <w:r>
+        <w:t xml:space="preserve"> to convert the pdf and then pass in the pdf as a text file</w:t>
       </w:r>
     </w:p>
     <w:p>
@@ -3514,7 +3737,15 @@
     </w:p>
     <w:p>
       <w:r>
-        <w:t>I tested .png file types too</w:t>
+        <w:t>I tested .</w:t>
+      </w:r>
+      <w:proofErr w:type="spellStart"/>
+      <w:r>
+        <w:t>png</w:t>
+      </w:r>
+      <w:proofErr w:type="spellEnd"/>
+      <w:r>
+        <w:t xml:space="preserve"> file types too</w:t>
       </w:r>
     </w:p>
     <w:p>
@@ -3569,6 +3800,7 @@
       <w:r>
         <w:t>45</w:t>
       </w:r>
+      <w:proofErr w:type="gramStart"/>
       <w:r>
         <w:t>PM</w:t>
       </w:r>
@@ -3576,7 +3808,11 @@
         <w:t xml:space="preserve"> </w:t>
       </w:r>
       <w:r>
-        <w:t xml:space="preserve"> + 4:45-5PM (1hr 45 mins)</w:t>
+        <w:t xml:space="preserve"> +</w:t>
+      </w:r>
+      <w:proofErr w:type="gramEnd"/>
+      <w:r>
+        <w:t xml:space="preserve"> 4:45-5PM (1hr 45 mins)</w:t>
       </w:r>
     </w:p>
     <w:p>
@@ -3590,7 +3826,19 @@
         <w:t xml:space="preserve"> a “Snellen chart” for AI to objectively compare how much detail different models can extract from images containing evidence.</w:t>
       </w:r>
       <w:r>
-        <w:t xml:space="preserve"> I created it with commonly mistaken words, however, there are many more variables that determine the legibility of a text. So this test is testing for size.</w:t>
+        <w:t xml:space="preserve"> I created it with commonly mistaken words, however, there are </w:t>
+      </w:r>
+      <w:r>
+        <w:lastRenderedPageBreak/>
+        <w:t xml:space="preserve">many more variables that determine the legibility of a text. </w:t>
+      </w:r>
+      <w:proofErr w:type="gramStart"/>
+      <w:r>
+        <w:t>So</w:t>
+      </w:r>
+      <w:proofErr w:type="gramEnd"/>
+      <w:r>
+        <w:t xml:space="preserve"> this test is testing for size.</w:t>
       </w:r>
       <w:r>
         <w:t xml:space="preserve"> The chart is in a 1080 x 1920 format.</w:t>
@@ -3601,7 +3849,6 @@
         <w:rPr>
           <w:noProof/>
         </w:rPr>
-        <w:lastRenderedPageBreak/>
         <w:drawing>
           <wp:inline distT="0" distB="0" distL="0" distR="0" wp14:anchorId="7CF84914" wp14:editId="04CC6EE7">
             <wp:extent cx="5729605" cy="3946525"/>
@@ -3901,7 +4148,15 @@
         <w:t xml:space="preserve">esting </w:t>
       </w:r>
       <w:r>
-        <w:t xml:space="preserve">“Deepseek harness”, </w:t>
+        <w:t>“</w:t>
+      </w:r>
+      <w:proofErr w:type="spellStart"/>
+      <w:r>
+        <w:t>Deepseek</w:t>
+      </w:r>
+      <w:proofErr w:type="spellEnd"/>
+      <w:r>
+        <w:t xml:space="preserve"> harness”, </w:t>
       </w:r>
       <w:r>
         <w:t xml:space="preserve">assessing </w:t>
@@ -3918,12 +4173,14 @@
       <w:r>
         <w:t xml:space="preserve"> </w:t>
       </w:r>
+      <w:proofErr w:type="spellStart"/>
       <w:r>
         <w:t>O</w:t>
       </w:r>
       <w:r>
         <w:t>llama</w:t>
       </w:r>
+      <w:proofErr w:type="spellEnd"/>
       <w:r>
         <w:t>.</w:t>
       </w:r>
@@ -3940,11 +4197,16 @@
         <w:lastRenderedPageBreak/>
         <w:t xml:space="preserve">Installed </w:t>
       </w:r>
+      <w:proofErr w:type="spellStart"/>
       <w:r>
         <w:t>D</w:t>
       </w:r>
       <w:r>
-        <w:t>eepseek harness, it runs locally on a browser, and lets you set your workspace, this could allow us to constrain a model’s purview while allowing it to complete its work automatically within a dedicated full-access working environment.</w:t>
+        <w:t>eepseek</w:t>
+      </w:r>
+      <w:proofErr w:type="spellEnd"/>
+      <w:r>
+        <w:t xml:space="preserve"> harness, it runs locally on a browser, and lets you set your workspace, this could allow us to constrain a model’s purview while allowing it to complete its work automatically within a dedicated full-access working environment.</w:t>
       </w:r>
     </w:p>
     <w:p>
@@ -3991,10 +4253,47 @@
     </w:p>
     <w:p>
       <w:r>
-        <w:t>Tested adding multiple image files in ollama, including a webp format, it is able to adequately identify these. And correct me later when I asset that is the Australian flag. These tests serve to test the ability of AI to inspect Foremost artefacts</w:t>
-      </w:r>
-      <w:r>
-        <w:t>. The model did not accept .avif images, although those can be converted.</w:t>
+        <w:t xml:space="preserve">Tested adding multiple image files in </w:t>
+      </w:r>
+      <w:proofErr w:type="spellStart"/>
+      <w:r>
+        <w:t>ollama</w:t>
+      </w:r>
+      <w:proofErr w:type="spellEnd"/>
+      <w:r>
+        <w:t xml:space="preserve">, including a </w:t>
+      </w:r>
+      <w:proofErr w:type="spellStart"/>
+      <w:r>
+        <w:t>webp</w:t>
+      </w:r>
+      <w:proofErr w:type="spellEnd"/>
+      <w:r>
+        <w:t xml:space="preserve"> format, it </w:t>
+      </w:r>
+      <w:proofErr w:type="gramStart"/>
+      <w:r>
+        <w:t>is able to</w:t>
+      </w:r>
+      <w:proofErr w:type="gramEnd"/>
+      <w:r>
+        <w:t xml:space="preserve"> adequately identify these. And correct me later when I asset that is the Australian flag. These tests serve to test the ability of AI to inspect Foremost artefacts</w:t>
+      </w:r>
+      <w:r>
+        <w:t xml:space="preserve">. The model did not </w:t>
+      </w:r>
+      <w:proofErr w:type="gramStart"/>
+      <w:r>
+        <w:t>accept .</w:t>
+      </w:r>
+      <w:proofErr w:type="spellStart"/>
+      <w:r>
+        <w:t>avif</w:t>
+      </w:r>
+      <w:proofErr w:type="spellEnd"/>
+      <w:proofErr w:type="gramEnd"/>
+      <w:r>
+        <w:t xml:space="preserve"> images, although those can be converted.</w:t>
       </w:r>
     </w:p>
     <w:p>
@@ -4042,7 +4341,39 @@
     <w:p>
       <w:r>
         <w:lastRenderedPageBreak/>
-        <w:t>I tried converting avif to png by changing extension like in windows, that didn’t work, so I installed and used avif to convert a real photo of the Korean war into a png, the AI previously correctly identified an AI image of the Korean war as fake, and now I wanted to test the alternative. It uses superficial logic to assert this false-positive notion</w:t>
+        <w:t xml:space="preserve">I tried converting </w:t>
+      </w:r>
+      <w:proofErr w:type="spellStart"/>
+      <w:r>
+        <w:t>avif</w:t>
+      </w:r>
+      <w:proofErr w:type="spellEnd"/>
+      <w:r>
+        <w:t xml:space="preserve"> to </w:t>
+      </w:r>
+      <w:proofErr w:type="spellStart"/>
+      <w:r>
+        <w:t>png</w:t>
+      </w:r>
+      <w:proofErr w:type="spellEnd"/>
+      <w:r>
+        <w:t xml:space="preserve"> by changing extension like in windows, that didn’t work, so I installed and used </w:t>
+      </w:r>
+      <w:proofErr w:type="spellStart"/>
+      <w:r>
+        <w:t>avif</w:t>
+      </w:r>
+      <w:proofErr w:type="spellEnd"/>
+      <w:r>
+        <w:t xml:space="preserve"> to convert a real photo of the Korean war into a </w:t>
+      </w:r>
+      <w:proofErr w:type="spellStart"/>
+      <w:r>
+        <w:t>png</w:t>
+      </w:r>
+      <w:proofErr w:type="spellEnd"/>
+      <w:r>
+        <w:t>, the AI previously correctly identified an AI image of the Korean war as fake, and now I wanted to test the alternative. It uses superficial logic to assert this false-positive notion</w:t>
       </w:r>
       <w:r>
         <w:t xml:space="preserve"> that the</w:t>
@@ -4114,19 +4445,25 @@
         <w:t>1:30-</w:t>
       </w:r>
       <w:r>
+        <w:t>5</w:t>
+      </w:r>
+      <w:r>
+        <w:t>:</w:t>
+      </w:r>
+      <w:r>
+        <w:t>45</w:t>
+      </w:r>
+      <w:r>
+        <w:t>PM</w:t>
+      </w:r>
+      <w:r>
+        <w:t xml:space="preserve"> (</w:t>
+      </w:r>
+      <w:r>
         <w:t>4</w:t>
       </w:r>
       <w:r>
-        <w:t>:</w:t>
-      </w:r>
-      <w:r>
-        <w:t>45</w:t>
-      </w:r>
-      <w:r>
-        <w:t>PM</w:t>
-      </w:r>
-      <w:r>
-        <w:t xml:space="preserve"> (3 hours</w:t>
+        <w:t xml:space="preserve"> hours</w:t>
       </w:r>
       <w:r>
         <w:t xml:space="preserve"> 15 mins</w:t>
@@ -4137,11 +4474,13 @@
     </w:p>
     <w:p>
       <w:r>
-        <w:t>To standardize testing, and so that we can write a script that handles each file</w:t>
-      </w:r>
-      <w:r>
-        <w:t xml:space="preserve"> in a format that can be fed to Ollama</w:t>
-      </w:r>
+        <w:t xml:space="preserve">To standardize testing, and so that we can write a script that handles each file in a format that can be fed to </w:t>
+      </w:r>
+      <w:proofErr w:type="spellStart"/>
+      <w:r>
+        <w:t>Ollama</w:t>
+      </w:r>
+      <w:proofErr w:type="spellEnd"/>
       <w:r>
         <w:t>, I collect examples of various file types that can be carved with foremost. And place them in a standardized directory.</w:t>
       </w:r>
@@ -4164,14 +4503,37 @@
         <w:t xml:space="preserve">installing and </w:t>
       </w:r>
       <w:r>
-        <w:t xml:space="preserve">testing the ability for ffmpeg, pdftotext, </w:t>
-      </w:r>
+        <w:t xml:space="preserve">testing the ability for </w:t>
+      </w:r>
+      <w:proofErr w:type="spellStart"/>
+      <w:r>
+        <w:t>ffmpeg</w:t>
+      </w:r>
+      <w:proofErr w:type="spellEnd"/>
+      <w:r>
+        <w:t xml:space="preserve">, </w:t>
+      </w:r>
+      <w:proofErr w:type="spellStart"/>
+      <w:r>
+        <w:t>pdftotext</w:t>
+      </w:r>
+      <w:proofErr w:type="spellEnd"/>
+      <w:r>
+        <w:t xml:space="preserve">, </w:t>
+      </w:r>
+      <w:proofErr w:type="spellStart"/>
       <w:r>
         <w:t>pandoc</w:t>
       </w:r>
-      <w:r>
-        <w:t xml:space="preserve"> and ssconvert</w:t>
-      </w:r>
+      <w:proofErr w:type="spellEnd"/>
+      <w:r>
+        <w:t xml:space="preserve"> and </w:t>
+      </w:r>
+      <w:proofErr w:type="spellStart"/>
+      <w:r>
+        <w:t>ssconvert</w:t>
+      </w:r>
+      <w:proofErr w:type="spellEnd"/>
       <w:r>
         <w:t xml:space="preserve"> </w:t>
       </w:r>
@@ -4222,6 +4584,9 @@
     </w:p>
     <w:p>
       <w:r>
+        <w:rPr>
+          <w:noProof/>
+        </w:rPr>
         <w:drawing>
           <wp:inline distT="0" distB="0" distL="0" distR="0" wp14:anchorId="0331FCE1" wp14:editId="3B531B50">
             <wp:extent cx="4751427" cy="3136900"/>
@@ -4267,6 +4632,9 @@
     </w:p>
     <w:p>
       <w:r>
+        <w:rPr>
+          <w:noProof/>
+        </w:rPr>
         <w:drawing>
           <wp:inline distT="0" distB="0" distL="0" distR="0" wp14:anchorId="187E26F3" wp14:editId="7D8CD040">
             <wp:extent cx="5729605" cy="3507105"/>
@@ -4304,24 +4672,577 @@
         </w:drawing>
       </w:r>
     </w:p>
+    <w:p>
+      <w:r>
+        <w:t>Friday, September 5</w:t>
+      </w:r>
+      <w:r>
+        <w:rPr>
+          <w:vertAlign w:val="superscript"/>
+        </w:rPr>
+        <w:t>th</w:t>
+      </w:r>
+    </w:p>
+    <w:p>
+      <w:r>
+        <w:t>12:15</w:t>
+      </w:r>
+      <w:r>
+        <w:t xml:space="preserve"> </w:t>
+      </w:r>
+      <w:r>
+        <w:t xml:space="preserve">- </w:t>
+      </w:r>
+      <w:r>
+        <w:t>4</w:t>
+      </w:r>
+      <w:r>
+        <w:t>:</w:t>
+      </w:r>
+      <w:r>
+        <w:t>00</w:t>
+      </w:r>
+      <w:r>
+        <w:t>PM</w:t>
+      </w:r>
+      <w:r>
+        <w:t xml:space="preserve"> (</w:t>
+      </w:r>
+      <w:r>
+        <w:t>3hrs 45 min</w:t>
+      </w:r>
+      <w:r>
+        <w:t>)</w:t>
+      </w:r>
+    </w:p>
+    <w:p>
+      <w:r>
+        <w:t xml:space="preserve">I am </w:t>
+      </w:r>
+      <w:r>
+        <w:t xml:space="preserve">testing the processing of PCAP files now, they first need to be either read by </w:t>
+      </w:r>
+      <w:proofErr w:type="spellStart"/>
+      <w:r>
+        <w:t>tcpdump</w:t>
+      </w:r>
+      <w:proofErr w:type="spellEnd"/>
+      <w:r>
+        <w:t xml:space="preserve"> or the cli based </w:t>
+      </w:r>
+      <w:proofErr w:type="spellStart"/>
+      <w:r>
+        <w:t>wireshark</w:t>
+      </w:r>
+      <w:proofErr w:type="spellEnd"/>
+      <w:r>
+        <w:t xml:space="preserve"> ‘</w:t>
+      </w:r>
+      <w:proofErr w:type="spellStart"/>
+      <w:r>
+        <w:t>tshark</w:t>
+      </w:r>
+      <w:proofErr w:type="spellEnd"/>
+      <w:r>
+        <w:t>’</w:t>
+      </w:r>
+      <w:r>
+        <w:t xml:space="preserve">, then pumped into </w:t>
+      </w:r>
+      <w:proofErr w:type="spellStart"/>
+      <w:r>
+        <w:t>ollama</w:t>
+      </w:r>
+      <w:proofErr w:type="spellEnd"/>
+      <w:r>
+        <w:t>.</w:t>
+      </w:r>
+    </w:p>
+    <w:p>
+      <w:r>
+        <w:t xml:space="preserve">Testing found that the context length </w:t>
+      </w:r>
+      <w:r>
+        <w:t xml:space="preserve">of </w:t>
+      </w:r>
+      <w:proofErr w:type="spellStart"/>
+      <w:r>
+        <w:t>ollama</w:t>
+      </w:r>
+      <w:proofErr w:type="spellEnd"/>
+      <w:r>
+        <w:t xml:space="preserve">-based models </w:t>
+      </w:r>
+      <w:r>
+        <w:t xml:space="preserve">is too short for the large size of </w:t>
+      </w:r>
+      <w:proofErr w:type="spellStart"/>
+      <w:r>
+        <w:t>pcap</w:t>
+      </w:r>
+      <w:proofErr w:type="spellEnd"/>
+      <w:r>
+        <w:t xml:space="preserve"> files to be fed directly in by reading with </w:t>
+      </w:r>
+      <w:proofErr w:type="spellStart"/>
+      <w:r>
+        <w:t>tcpdump</w:t>
+      </w:r>
+      <w:proofErr w:type="spellEnd"/>
+      <w:r>
+        <w:t xml:space="preserve"> or </w:t>
+      </w:r>
+      <w:proofErr w:type="spellStart"/>
+      <w:r>
+        <w:t>tshark</w:t>
+      </w:r>
+      <w:proofErr w:type="spellEnd"/>
+      <w:r>
+        <w:t>.</w:t>
+      </w:r>
+    </w:p>
+    <w:p>
+      <w:r>
+        <w:drawing>
+          <wp:inline distT="0" distB="0" distL="0" distR="0" wp14:anchorId="087A3175" wp14:editId="7BC953AC">
+            <wp:extent cx="5414795" cy="2078182"/>
+            <wp:effectExtent l="0" t="0" r="0" b="0"/>
+            <wp:docPr id="333129284" name="Picture 1"/>
+            <wp:cNvGraphicFramePr>
+              <a:graphicFrameLocks xmlns:a="http://schemas.openxmlformats.org/drawingml/2006/main" noChangeAspect="1"/>
+            </wp:cNvGraphicFramePr>
+            <a:graphic xmlns:a="http://schemas.openxmlformats.org/drawingml/2006/main">
+              <a:graphicData uri="http://schemas.openxmlformats.org/drawingml/2006/picture">
+                <pic:pic xmlns:pic="http://schemas.openxmlformats.org/drawingml/2006/picture">
+                  <pic:nvPicPr>
+                    <pic:cNvPr id="333129284" name=""/>
+                    <pic:cNvPicPr/>
+                  </pic:nvPicPr>
+                  <pic:blipFill>
+                    <a:blip r:embed="rId27"/>
+                    <a:stretch>
+                      <a:fillRect/>
+                    </a:stretch>
+                  </pic:blipFill>
+                  <pic:spPr>
+                    <a:xfrm>
+                      <a:off x="0" y="0"/>
+                      <a:ext cx="5453730" cy="2093125"/>
+                    </a:xfrm>
+                    <a:prstGeom prst="rect">
+                      <a:avLst/>
+                    </a:prstGeom>
+                  </pic:spPr>
+                </pic:pic>
+              </a:graphicData>
+            </a:graphic>
+          </wp:inline>
+        </w:drawing>
+      </w:r>
+    </w:p>
     <w:p/>
     <w:p/>
+    <w:p/>
+    <w:p/>
+    <w:p>
+      <w:r>
+        <w:lastRenderedPageBreak/>
+        <w:t xml:space="preserve">I experiment and test processes that use </w:t>
+      </w:r>
+      <w:proofErr w:type="spellStart"/>
+      <w:r>
+        <w:t>tshark’s</w:t>
+      </w:r>
+      <w:proofErr w:type="spellEnd"/>
+      <w:r>
+        <w:t xml:space="preserve"> flags and options to </w:t>
+      </w:r>
+      <w:proofErr w:type="gramStart"/>
+      <w:r>
+        <w:t>conduct an investigation</w:t>
+      </w:r>
+      <w:proofErr w:type="gramEnd"/>
+    </w:p>
+    <w:p>
+      <w:r>
+        <w:t>‘</w:t>
+      </w:r>
+      <w:proofErr w:type="spellStart"/>
+      <w:r>
+        <w:t>phs’</w:t>
+      </w:r>
+      <w:proofErr w:type="spellEnd"/>
+      <w:r>
+        <w:t xml:space="preserve"> allows you to view protocol hierarchy statistics, to find unusual protocols and get a rundown of usage volume, I experiment with including this in the LLM’s purview.</w:t>
+      </w:r>
+      <w:r>
+        <w:t xml:space="preserve"> </w:t>
+      </w:r>
+    </w:p>
+    <w:p>
+      <w:r>
+        <w:drawing>
+          <wp:inline distT="0" distB="0" distL="0" distR="0" wp14:anchorId="25095A40" wp14:editId="704FFE58">
+            <wp:extent cx="3657600" cy="3970092"/>
+            <wp:effectExtent l="0" t="0" r="0" b="0"/>
+            <wp:docPr id="1121411827" name="Picture 1"/>
+            <wp:cNvGraphicFramePr>
+              <a:graphicFrameLocks xmlns:a="http://schemas.openxmlformats.org/drawingml/2006/main" noChangeAspect="1"/>
+            </wp:cNvGraphicFramePr>
+            <a:graphic xmlns:a="http://schemas.openxmlformats.org/drawingml/2006/main">
+              <a:graphicData uri="http://schemas.openxmlformats.org/drawingml/2006/picture">
+                <pic:pic xmlns:pic="http://schemas.openxmlformats.org/drawingml/2006/picture">
+                  <pic:nvPicPr>
+                    <pic:cNvPr id="1121411827" name=""/>
+                    <pic:cNvPicPr/>
+                  </pic:nvPicPr>
+                  <pic:blipFill>
+                    <a:blip r:embed="rId28"/>
+                    <a:stretch>
+                      <a:fillRect/>
+                    </a:stretch>
+                  </pic:blipFill>
+                  <pic:spPr>
+                    <a:xfrm>
+                      <a:off x="0" y="0"/>
+                      <a:ext cx="3682287" cy="3996888"/>
+                    </a:xfrm>
+                    <a:prstGeom prst="rect">
+                      <a:avLst/>
+                    </a:prstGeom>
+                  </pic:spPr>
+                </pic:pic>
+              </a:graphicData>
+            </a:graphic>
+          </wp:inline>
+        </w:drawing>
+      </w:r>
+    </w:p>
+    <w:p>
+      <w:r>
+        <w:t>You can get a short overview of network conversations too that doesn’t saturate the context length</w:t>
+      </w:r>
+    </w:p>
+    <w:p>
+      <w:r>
+        <w:drawing>
+          <wp:inline distT="0" distB="0" distL="0" distR="0" wp14:anchorId="3E8C5CA5" wp14:editId="65F76219">
+            <wp:extent cx="4816548" cy="3632029"/>
+            <wp:effectExtent l="0" t="0" r="3175" b="6985"/>
+            <wp:docPr id="2001435230" name="Picture 1"/>
+            <wp:cNvGraphicFramePr>
+              <a:graphicFrameLocks xmlns:a="http://schemas.openxmlformats.org/drawingml/2006/main" noChangeAspect="1"/>
+            </wp:cNvGraphicFramePr>
+            <a:graphic xmlns:a="http://schemas.openxmlformats.org/drawingml/2006/main">
+              <a:graphicData uri="http://schemas.openxmlformats.org/drawingml/2006/picture">
+                <pic:pic xmlns:pic="http://schemas.openxmlformats.org/drawingml/2006/picture">
+                  <pic:nvPicPr>
+                    <pic:cNvPr id="2001435230" name=""/>
+                    <pic:cNvPicPr/>
+                  </pic:nvPicPr>
+                  <pic:blipFill>
+                    <a:blip r:embed="rId29"/>
+                    <a:stretch>
+                      <a:fillRect/>
+                    </a:stretch>
+                  </pic:blipFill>
+                  <pic:spPr>
+                    <a:xfrm>
+                      <a:off x="0" y="0"/>
+                      <a:ext cx="4830716" cy="3642712"/>
+                    </a:xfrm>
+                    <a:prstGeom prst="rect">
+                      <a:avLst/>
+                    </a:prstGeom>
+                  </pic:spPr>
+                </pic:pic>
+              </a:graphicData>
+            </a:graphic>
+          </wp:inline>
+        </w:drawing>
+      </w:r>
+    </w:p>
+    <w:p>
+      <w:r>
+        <w:lastRenderedPageBreak/>
+        <w:t xml:space="preserve">I can combine both and append them into a single text file, then feed this to </w:t>
+      </w:r>
+      <w:proofErr w:type="spellStart"/>
+      <w:r>
+        <w:t>ollama</w:t>
+      </w:r>
+      <w:proofErr w:type="spellEnd"/>
+      <w:r>
+        <w:t xml:space="preserve"> to</w:t>
+      </w:r>
+      <w:r>
+        <w:t xml:space="preserve"> guide the investigation, further processing required to hunt down malicious identifiers</w:t>
+      </w:r>
+    </w:p>
+    <w:p>
+      <w:r>
+        <w:drawing>
+          <wp:inline distT="0" distB="0" distL="0" distR="0" wp14:anchorId="2B21B179" wp14:editId="29649AAD">
+            <wp:extent cx="5729605" cy="3786505"/>
+            <wp:effectExtent l="0" t="0" r="4445" b="4445"/>
+            <wp:docPr id="607232858" name="Picture 1"/>
+            <wp:cNvGraphicFramePr>
+              <a:graphicFrameLocks xmlns:a="http://schemas.openxmlformats.org/drawingml/2006/main" noChangeAspect="1"/>
+            </wp:cNvGraphicFramePr>
+            <a:graphic xmlns:a="http://schemas.openxmlformats.org/drawingml/2006/main">
+              <a:graphicData uri="http://schemas.openxmlformats.org/drawingml/2006/picture">
+                <pic:pic xmlns:pic="http://schemas.openxmlformats.org/drawingml/2006/picture">
+                  <pic:nvPicPr>
+                    <pic:cNvPr id="607232858" name=""/>
+                    <pic:cNvPicPr/>
+                  </pic:nvPicPr>
+                  <pic:blipFill>
+                    <a:blip r:embed="rId30"/>
+                    <a:stretch>
+                      <a:fillRect/>
+                    </a:stretch>
+                  </pic:blipFill>
+                  <pic:spPr>
+                    <a:xfrm>
+                      <a:off x="0" y="0"/>
+                      <a:ext cx="5729605" cy="3786505"/>
+                    </a:xfrm>
+                    <a:prstGeom prst="rect">
+                      <a:avLst/>
+                    </a:prstGeom>
+                  </pic:spPr>
+                </pic:pic>
+              </a:graphicData>
+            </a:graphic>
+          </wp:inline>
+        </w:drawing>
+      </w:r>
+    </w:p>
+    <w:p>
+      <w:r>
+        <w:t xml:space="preserve">I add </w:t>
+      </w:r>
+      <w:proofErr w:type="gramStart"/>
+      <w:r>
+        <w:t>all of</w:t>
+      </w:r>
+      <w:proofErr w:type="gramEnd"/>
+      <w:r>
+        <w:t xml:space="preserve"> my findings to my file processing guide.</w:t>
+      </w:r>
+    </w:p>
+    <w:p>
+      <w:r>
+        <w:drawing>
+          <wp:inline distT="0" distB="0" distL="0" distR="0" wp14:anchorId="0F298BCD" wp14:editId="18B0E8A5">
+            <wp:extent cx="4533900" cy="4026394"/>
+            <wp:effectExtent l="0" t="0" r="0" b="0"/>
+            <wp:docPr id="603786158" name="Picture 1"/>
+            <wp:cNvGraphicFramePr>
+              <a:graphicFrameLocks xmlns:a="http://schemas.openxmlformats.org/drawingml/2006/main" noChangeAspect="1"/>
+            </wp:cNvGraphicFramePr>
+            <a:graphic xmlns:a="http://schemas.openxmlformats.org/drawingml/2006/main">
+              <a:graphicData uri="http://schemas.openxmlformats.org/drawingml/2006/picture">
+                <pic:pic xmlns:pic="http://schemas.openxmlformats.org/drawingml/2006/picture">
+                  <pic:nvPicPr>
+                    <pic:cNvPr id="603786158" name=""/>
+                    <pic:cNvPicPr/>
+                  </pic:nvPicPr>
+                  <pic:blipFill>
+                    <a:blip r:embed="rId31"/>
+                    <a:stretch>
+                      <a:fillRect/>
+                    </a:stretch>
+                  </pic:blipFill>
+                  <pic:spPr>
+                    <a:xfrm>
+                      <a:off x="0" y="0"/>
+                      <a:ext cx="4544385" cy="4035705"/>
+                    </a:xfrm>
+                    <a:prstGeom prst="rect">
+                      <a:avLst/>
+                    </a:prstGeom>
+                  </pic:spPr>
+                </pic:pic>
+              </a:graphicData>
+            </a:graphic>
+          </wp:inline>
+        </w:drawing>
+      </w:r>
+    </w:p>
+    <w:p>
+      <w:pPr>
+        <w:ind w:left="0" w:firstLine="0"/>
+      </w:pPr>
+      <w:r>
+        <w:lastRenderedPageBreak/>
+        <w:t>The LLM after inspecting</w:t>
+      </w:r>
+      <w:r>
+        <w:t xml:space="preserve"> “overview.txt” with the </w:t>
+      </w:r>
+      <w:proofErr w:type="spellStart"/>
+      <w:r>
+        <w:t>phs</w:t>
+      </w:r>
+      <w:proofErr w:type="spellEnd"/>
+      <w:r>
+        <w:t xml:space="preserve"> and </w:t>
+      </w:r>
+      <w:proofErr w:type="spellStart"/>
+      <w:r>
+        <w:t>ip</w:t>
+      </w:r>
+      <w:proofErr w:type="spellEnd"/>
+      <w:r>
+        <w:t xml:space="preserve"> conversations </w:t>
+      </w:r>
+      <w:r>
+        <w:t>in it with it suggested inspecting the SMTP protocol further</w:t>
+      </w:r>
+    </w:p>
+    <w:p>
+      <w:pPr>
+        <w:ind w:left="0" w:firstLine="0"/>
+      </w:pPr>
+      <w:r>
+        <w:drawing>
+          <wp:inline distT="0" distB="0" distL="0" distR="0" wp14:anchorId="67F1E55D" wp14:editId="613321FE">
+            <wp:extent cx="6080521" cy="638175"/>
+            <wp:effectExtent l="0" t="0" r="0" b="0"/>
+            <wp:docPr id="1643671492" name="Picture 1"/>
+            <wp:cNvGraphicFramePr>
+              <a:graphicFrameLocks xmlns:a="http://schemas.openxmlformats.org/drawingml/2006/main" noChangeAspect="1"/>
+            </wp:cNvGraphicFramePr>
+            <a:graphic xmlns:a="http://schemas.openxmlformats.org/drawingml/2006/main">
+              <a:graphicData uri="http://schemas.openxmlformats.org/drawingml/2006/picture">
+                <pic:pic xmlns:pic="http://schemas.openxmlformats.org/drawingml/2006/picture">
+                  <pic:nvPicPr>
+                    <pic:cNvPr id="1643671492" name=""/>
+                    <pic:cNvPicPr/>
+                  </pic:nvPicPr>
+                  <pic:blipFill>
+                    <a:blip r:embed="rId32"/>
+                    <a:stretch>
+                      <a:fillRect/>
+                    </a:stretch>
+                  </pic:blipFill>
+                  <pic:spPr>
+                    <a:xfrm>
+                      <a:off x="0" y="0"/>
+                      <a:ext cx="6098904" cy="640104"/>
+                    </a:xfrm>
+                    <a:prstGeom prst="rect">
+                      <a:avLst/>
+                    </a:prstGeom>
+                  </pic:spPr>
+                </pic:pic>
+              </a:graphicData>
+            </a:graphic>
+          </wp:inline>
+        </w:drawing>
+      </w:r>
+    </w:p>
+    <w:p>
+      <w:pPr>
+        <w:ind w:left="0" w:firstLine="0"/>
+      </w:pPr>
+      <w:r>
+        <w:t xml:space="preserve">I test the </w:t>
+      </w:r>
+      <w:proofErr w:type="spellStart"/>
+      <w:r>
+        <w:t>tshark</w:t>
+      </w:r>
+      <w:proofErr w:type="spellEnd"/>
+      <w:r>
+        <w:t xml:space="preserve"> -Y flag to filter for SMTP packets and consult the LLM on </w:t>
+      </w:r>
+      <w:r>
+        <w:t>its</w:t>
+      </w:r>
+      <w:r>
+        <w:t xml:space="preserve"> insights</w:t>
+      </w:r>
+      <w:r>
+        <w:t>. However erroneous. I know that this is not a social engineering/data exfiltration scenario.</w:t>
+      </w:r>
+    </w:p>
+    <w:p>
+      <w:pPr>
+        <w:ind w:left="0" w:firstLine="0"/>
+      </w:pPr>
+      <w:r>
+        <w:drawing>
+          <wp:inline distT="0" distB="0" distL="0" distR="0" wp14:anchorId="53756AC6" wp14:editId="53923291">
+            <wp:extent cx="5729605" cy="926465"/>
+            <wp:effectExtent l="0" t="0" r="4445" b="6985"/>
+            <wp:docPr id="770945231" name="Picture 1"/>
+            <wp:cNvGraphicFramePr>
+              <a:graphicFrameLocks xmlns:a="http://schemas.openxmlformats.org/drawingml/2006/main" noChangeAspect="1"/>
+            </wp:cNvGraphicFramePr>
+            <a:graphic xmlns:a="http://schemas.openxmlformats.org/drawingml/2006/main">
+              <a:graphicData uri="http://schemas.openxmlformats.org/drawingml/2006/picture">
+                <pic:pic xmlns:pic="http://schemas.openxmlformats.org/drawingml/2006/picture">
+                  <pic:nvPicPr>
+                    <pic:cNvPr id="770945231" name=""/>
+                    <pic:cNvPicPr/>
+                  </pic:nvPicPr>
+                  <pic:blipFill>
+                    <a:blip r:embed="rId33"/>
+                    <a:stretch>
+                      <a:fillRect/>
+                    </a:stretch>
+                  </pic:blipFill>
+                  <pic:spPr>
+                    <a:xfrm>
+                      <a:off x="0" y="0"/>
+                      <a:ext cx="5729605" cy="926465"/>
+                    </a:xfrm>
+                    <a:prstGeom prst="rect">
+                      <a:avLst/>
+                    </a:prstGeom>
+                  </pic:spPr>
+                </pic:pic>
+              </a:graphicData>
+            </a:graphic>
+          </wp:inline>
+        </w:drawing>
+      </w:r>
+    </w:p>
+    <w:p>
+      <w:pPr>
+        <w:ind w:left="0" w:firstLine="0"/>
+      </w:pPr>
+      <w:r>
+        <w:t>I also added new forensic disk images that contain objects of interest for foremost to carve</w:t>
+      </w:r>
+      <w:r>
+        <w:t xml:space="preserve"> and to test our </w:t>
+      </w:r>
+      <w:r>
+        <w:t xml:space="preserve">LLM integration </w:t>
+      </w:r>
+      <w:r>
+        <w:t>solution.</w:t>
+      </w:r>
+    </w:p>
     <w:p>
       <w:pPr>
         <w:pStyle w:val="Heading2"/>
       </w:pPr>
-      <w:bookmarkStart w:id="7" w:name="_Toc239087600"/>
+      <w:bookmarkStart w:id="8" w:name="_Toc239412379"/>
       <w:r>
         <w:t>Development</w:t>
       </w:r>
-      <w:bookmarkEnd w:id="7"/>
+      <w:bookmarkEnd w:id="8"/>
     </w:p>
     <w:p/>
     <w:sectPr>
-      <w:headerReference w:type="default" r:id="rId27"/>
-      <w:footerReference w:type="even" r:id="rId28"/>
-      <w:footerReference w:type="default" r:id="rId29"/>
-      <w:footerReference w:type="first" r:id="rId30"/>
+      <w:headerReference w:type="default" r:id="rId34"/>
+      <w:footerReference w:type="even" r:id="rId35"/>
+      <w:footerReference w:type="default" r:id="rId36"/>
+      <w:footerReference w:type="first" r:id="rId37"/>
       <w:pgSz w:w="11906" w:h="16838"/>
       <w:pgMar w:top="1483" w:right="1448" w:bottom="1544" w:left="1435" w:header="720" w:footer="730" w:gutter="0"/>
       <w:pgNumType w:start="0"/>
